--- a/Power-Platform-Architecture-Starter-Kit.docx
+++ b/Power-Platform-Architecture-Starter-Kit.docx
@@ -28,12 +28,6 @@
         <w:gridCol w:w="9360"/>
       </w:tblGrid>
       <w:tr>
-        <w:tblPrEx>
-          <w:tblCellMar>
-            <w:top w:w="0" w:type="dxa"/>
-            <w:bottom w:w="0" w:type="dxa"/>
-          </w:tblCellMar>
-        </w:tblPrEx>
         <w:tc>
           <w:tcPr>
             <w:tcW w:w="9360" w:type="dxa"/>
@@ -141,12 +135,6 @@
         <w:gridCol w:w="4680"/>
       </w:tblGrid>
       <w:tr>
-        <w:tblPrEx>
-          <w:tblCellMar>
-            <w:top w:w="0" w:type="dxa"/>
-            <w:bottom w:w="0" w:type="dxa"/>
-          </w:tblCellMar>
-        </w:tblPrEx>
         <w:tc>
           <w:tcPr>
             <w:tcW w:w="4680" w:type="dxa"/>
@@ -314,8 +302,13 @@
               </w:numPr>
               <w:spacing w:before="50" w:after="50"/>
             </w:pPr>
-            <w:r>
-              <w:t>CoE Leads &amp; Platform Owners</w:t>
+            <w:proofErr w:type="spellStart"/>
+            <w:r>
+              <w:t>CoE</w:t>
+            </w:r>
+            <w:proofErr w:type="spellEnd"/>
+            <w:r>
+              <w:t xml:space="preserve"> Leads &amp; Platform Owners</w:t>
             </w:r>
           </w:p>
           <w:p>
@@ -356,13 +349,39 @@
       <w:pPr>
         <w:spacing w:after="40"/>
       </w:pPr>
+      <w:proofErr w:type="gramStart"/>
       <w:r>
         <w:rPr>
           <w:color w:val="888888"/>
           <w:sz w:val="20"/>
           <w:szCs w:val="20"/>
         </w:rPr>
-        <w:t>v1.0  |  2025 Edition</w:t>
+        <w:t>v1.0  |</w:t>
+      </w:r>
+      <w:proofErr w:type="gramEnd"/>
+      <w:r>
+        <w:rPr>
+          <w:color w:val="888888"/>
+          <w:sz w:val="20"/>
+          <w:szCs w:val="20"/>
+        </w:rPr>
+        <w:t xml:space="preserve">  202</w:t>
+      </w:r>
+      <w:r>
+        <w:rPr>
+          <w:color w:val="888888"/>
+          <w:sz w:val="20"/>
+          <w:szCs w:val="20"/>
+        </w:rPr>
+        <w:t>6</w:t>
+      </w:r>
+      <w:r>
+        <w:rPr>
+          <w:color w:val="888888"/>
+          <w:sz w:val="20"/>
+          <w:szCs w:val="20"/>
+        </w:rPr>
+        <w:t xml:space="preserve"> Edition</w:t>
       </w:r>
     </w:p>
     <w:p>
@@ -380,7 +399,23 @@
           <w:bCs/>
           <w:color w:val="1B4F8A"/>
         </w:rPr>
-        <w:t>Power Platform Architecture Blog</w:t>
+        <w:t xml:space="preserve">Power Platform Architecture </w:t>
+      </w:r>
+      <w:r>
+        <w:rPr>
+          <w:b/>
+          <w:bCs/>
+          <w:color w:val="1B4F8A"/>
+        </w:rPr>
+        <w:t xml:space="preserve">Starter </w:t>
+      </w:r>
+      <w:r>
+        <w:rPr>
+          <w:b/>
+          <w:bCs/>
+          <w:color w:val="1B4F8A"/>
+        </w:rPr>
+        <w:t>Kit</w:t>
       </w:r>
     </w:p>
     <w:p>
@@ -429,12 +464,6 @@
         <w:gridCol w:w="2760"/>
       </w:tblGrid>
       <w:tr>
-        <w:tblPrEx>
-          <w:tblCellMar>
-            <w:top w:w="0" w:type="dxa"/>
-            <w:bottom w:w="0" w:type="dxa"/>
-          </w:tblCellMar>
-        </w:tblPrEx>
         <w:tc>
           <w:tcPr>
             <w:tcW w:w="1800" w:type="dxa"/>
@@ -557,12 +586,6 @@
         </w:tc>
       </w:tr>
       <w:tr>
-        <w:tblPrEx>
-          <w:tblCellMar>
-            <w:top w:w="0" w:type="dxa"/>
-            <w:bottom w:w="0" w:type="dxa"/>
-          </w:tblCellMar>
-        </w:tblPrEx>
         <w:tc>
           <w:tcPr>
             <w:tcW w:w="1800" w:type="dxa"/>
@@ -679,12 +702,6 @@
         </w:tc>
       </w:tr>
       <w:tr>
-        <w:tblPrEx>
-          <w:tblCellMar>
-            <w:top w:w="0" w:type="dxa"/>
-            <w:bottom w:w="0" w:type="dxa"/>
-          </w:tblCellMar>
-        </w:tblPrEx>
         <w:tc>
           <w:tcPr>
             <w:tcW w:w="1800" w:type="dxa"/>
@@ -795,18 +812,30 @@
                 <w:sz w:val="20"/>
                 <w:szCs w:val="20"/>
               </w:rPr>
-              <w:t>Architect, CoE Admin</w:t>
+              <w:t xml:space="preserve">Architect, </w:t>
+            </w:r>
+            <w:proofErr w:type="spellStart"/>
+            <w:r>
+              <w:rPr>
+                <w:color w:val="1A1A1A"/>
+                <w:sz w:val="20"/>
+                <w:szCs w:val="20"/>
+              </w:rPr>
+              <w:t>CoE</w:t>
+            </w:r>
+            <w:proofErr w:type="spellEnd"/>
+            <w:r>
+              <w:rPr>
+                <w:color w:val="1A1A1A"/>
+                <w:sz w:val="20"/>
+                <w:szCs w:val="20"/>
+              </w:rPr>
+              <w:t xml:space="preserve"> Admin</w:t>
             </w:r>
           </w:p>
         </w:tc>
       </w:tr>
       <w:tr>
-        <w:tblPrEx>
-          <w:tblCellMar>
-            <w:top w:w="0" w:type="dxa"/>
-            <w:bottom w:w="0" w:type="dxa"/>
-          </w:tblCellMar>
-        </w:tblPrEx>
         <w:tc>
           <w:tcPr>
             <w:tcW w:w="1800" w:type="dxa"/>
@@ -923,12 +952,6 @@
         </w:tc>
       </w:tr>
       <w:tr>
-        <w:tblPrEx>
-          <w:tblCellMar>
-            <w:top w:w="0" w:type="dxa"/>
-            <w:bottom w:w="0" w:type="dxa"/>
-          </w:tblCellMar>
-        </w:tblPrEx>
         <w:tc>
           <w:tcPr>
             <w:tcW w:w="1800" w:type="dxa"/>
@@ -1045,12 +1068,6 @@
         </w:tc>
       </w:tr>
       <w:tr>
-        <w:tblPrEx>
-          <w:tblCellMar>
-            <w:top w:w="0" w:type="dxa"/>
-            <w:bottom w:w="0" w:type="dxa"/>
-          </w:tblCellMar>
-        </w:tblPrEx>
         <w:tc>
           <w:tcPr>
             <w:tcW w:w="1800" w:type="dxa"/>
@@ -1194,12 +1211,6 @@
         <w:gridCol w:w="8022"/>
       </w:tblGrid>
       <w:tr>
-        <w:tblPrEx>
-          <w:tblCellMar>
-            <w:top w:w="0" w:type="dxa"/>
-            <w:bottom w:w="0" w:type="dxa"/>
-          </w:tblCellMar>
-        </w:tblPrEx>
         <w:tc>
           <w:tcPr>
             <w:tcW w:w="1200" w:type="dxa"/>
@@ -1362,12 +1373,6 @@
         <w:gridCol w:w="9360"/>
       </w:tblGrid>
       <w:tr>
-        <w:tblPrEx>
-          <w:tblCellMar>
-            <w:top w:w="0" w:type="dxa"/>
-            <w:bottom w:w="0" w:type="dxa"/>
-          </w:tblCellMar>
-        </w:tblPrEx>
         <w:tc>
           <w:tcPr>
             <w:tcW w:w="9360" w:type="dxa"/>
@@ -1457,12 +1462,6 @@
         <w:gridCol w:w="3560"/>
       </w:tblGrid>
       <w:tr>
-        <w:tblPrEx>
-          <w:tblCellMar>
-            <w:top w:w="0" w:type="dxa"/>
-            <w:bottom w:w="0" w:type="dxa"/>
-          </w:tblCellMar>
-        </w:tblPrEx>
         <w:tc>
           <w:tcPr>
             <w:tcW w:w="1600" w:type="dxa"/>
@@ -1555,12 +1554,6 @@
         </w:tc>
       </w:tr>
       <w:tr>
-        <w:tblPrEx>
-          <w:tblCellMar>
-            <w:top w:w="0" w:type="dxa"/>
-            <w:bottom w:w="0" w:type="dxa"/>
-          </w:tblCellMar>
-        </w:tblPrEx>
         <w:tc>
           <w:tcPr>
             <w:tcW w:w="1600" w:type="dxa"/>
@@ -1649,12 +1642,6 @@
         </w:tc>
       </w:tr>
       <w:tr>
-        <w:tblPrEx>
-          <w:tblCellMar>
-            <w:top w:w="0" w:type="dxa"/>
-            <w:bottom w:w="0" w:type="dxa"/>
-          </w:tblCellMar>
-        </w:tblPrEx>
         <w:tc>
           <w:tcPr>
             <w:tcW w:w="1600" w:type="dxa"/>
@@ -1709,7 +1696,25 @@
                 <w:sz w:val="20"/>
                 <w:szCs w:val="20"/>
               </w:rPr>
-              <w:t>Default (locked), Dev, UAT, Prod, CoE, Shared Services</w:t>
+              <w:t xml:space="preserve">Default (locked), Dev, UAT, Prod, </w:t>
+            </w:r>
+            <w:proofErr w:type="spellStart"/>
+            <w:r>
+              <w:rPr>
+                <w:color w:val="1A1A1A"/>
+                <w:sz w:val="20"/>
+                <w:szCs w:val="20"/>
+              </w:rPr>
+              <w:t>CoE</w:t>
+            </w:r>
+            <w:proofErr w:type="spellEnd"/>
+            <w:r>
+              <w:rPr>
+                <w:color w:val="1A1A1A"/>
+                <w:sz w:val="20"/>
+                <w:szCs w:val="20"/>
+              </w:rPr>
+              <w:t>, Shared Services</w:t>
             </w:r>
           </w:p>
         </w:tc>
@@ -1743,12 +1748,6 @@
         </w:tc>
       </w:tr>
       <w:tr>
-        <w:tblPrEx>
-          <w:tblCellMar>
-            <w:top w:w="0" w:type="dxa"/>
-            <w:bottom w:w="0" w:type="dxa"/>
-          </w:tblCellMar>
-        </w:tblPrEx>
         <w:tc>
           <w:tcPr>
             <w:tcW w:w="1600" w:type="dxa"/>
@@ -1837,12 +1836,6 @@
         </w:tc>
       </w:tr>
       <w:tr>
-        <w:tblPrEx>
-          <w:tblCellMar>
-            <w:top w:w="0" w:type="dxa"/>
-            <w:bottom w:w="0" w:type="dxa"/>
-          </w:tblCellMar>
-        </w:tblPrEx>
         <w:tc>
           <w:tcPr>
             <w:tcW w:w="1600" w:type="dxa"/>
@@ -1931,12 +1924,6 @@
         </w:tc>
       </w:tr>
       <w:tr>
-        <w:tblPrEx>
-          <w:tblCellMar>
-            <w:top w:w="0" w:type="dxa"/>
-            <w:bottom w:w="0" w:type="dxa"/>
-          </w:tblCellMar>
-        </w:tblPrEx>
         <w:tc>
           <w:tcPr>
             <w:tcW w:w="1600" w:type="dxa"/>
@@ -2025,12 +2012,6 @@
         </w:tc>
       </w:tr>
       <w:tr>
-        <w:tblPrEx>
-          <w:tblCellMar>
-            <w:top w:w="0" w:type="dxa"/>
-            <w:bottom w:w="0" w:type="dxa"/>
-          </w:tblCellMar>
-        </w:tblPrEx>
         <w:tc>
           <w:tcPr>
             <w:tcW w:w="1600" w:type="dxa"/>
@@ -2119,12 +2100,6 @@
         </w:tc>
       </w:tr>
       <w:tr>
-        <w:tblPrEx>
-          <w:tblCellMar>
-            <w:top w:w="0" w:type="dxa"/>
-            <w:bottom w:w="0" w:type="dxa"/>
-          </w:tblCellMar>
-        </w:tblPrEx>
         <w:tc>
           <w:tcPr>
             <w:tcW w:w="1600" w:type="dxa"/>
@@ -2179,7 +2154,25 @@
                 <w:sz w:val="20"/>
                 <w:szCs w:val="20"/>
               </w:rPr>
-              <w:t>Application Insights, CoE dashboards, Power BI, flow run alerts</w:t>
+              <w:t xml:space="preserve">Application Insights, </w:t>
+            </w:r>
+            <w:proofErr w:type="spellStart"/>
+            <w:r>
+              <w:rPr>
+                <w:color w:val="1A1A1A"/>
+                <w:sz w:val="20"/>
+                <w:szCs w:val="20"/>
+              </w:rPr>
+              <w:t>CoE</w:t>
+            </w:r>
+            <w:proofErr w:type="spellEnd"/>
+            <w:r>
+              <w:rPr>
+                <w:color w:val="1A1A1A"/>
+                <w:sz w:val="20"/>
+                <w:szCs w:val="20"/>
+              </w:rPr>
+              <w:t xml:space="preserve"> dashboards, Power BI, flow run alerts</w:t>
             </w:r>
           </w:p>
         </w:tc>
@@ -2251,12 +2244,6 @@
         <w:gridCol w:w="2311"/>
       </w:tblGrid>
       <w:tr>
-        <w:tblPrEx>
-          <w:tblCellMar>
-            <w:top w:w="0" w:type="dxa"/>
-            <w:bottom w:w="0" w:type="dxa"/>
-          </w:tblCellMar>
-        </w:tblPrEx>
         <w:tc>
           <w:tcPr>
             <w:tcW w:w="1800" w:type="dxa"/>
@@ -2409,12 +2396,6 @@
         </w:tc>
       </w:tr>
       <w:tr>
-        <w:tblPrEx>
-          <w:tblCellMar>
-            <w:top w:w="0" w:type="dxa"/>
-            <w:bottom w:w="0" w:type="dxa"/>
-          </w:tblCellMar>
-        </w:tblPrEx>
         <w:tc>
           <w:tcPr>
             <w:tcW w:w="1800" w:type="dxa"/>
@@ -2564,12 +2545,6 @@
         </w:tc>
       </w:tr>
       <w:tr>
-        <w:tblPrEx>
-          <w:tblCellMar>
-            <w:top w:w="0" w:type="dxa"/>
-            <w:bottom w:w="0" w:type="dxa"/>
-          </w:tblCellMar>
-        </w:tblPrEx>
         <w:tc>
           <w:tcPr>
             <w:tcW w:w="1800" w:type="dxa"/>
@@ -2719,12 +2694,6 @@
         </w:tc>
       </w:tr>
       <w:tr>
-        <w:tblPrEx>
-          <w:tblCellMar>
-            <w:top w:w="0" w:type="dxa"/>
-            <w:bottom w:w="0" w:type="dxa"/>
-          </w:tblCellMar>
-        </w:tblPrEx>
         <w:tc>
           <w:tcPr>
             <w:tcW w:w="1800" w:type="dxa"/>
@@ -2874,12 +2843,6 @@
         </w:tc>
       </w:tr>
       <w:tr>
-        <w:tblPrEx>
-          <w:tblCellMar>
-            <w:top w:w="0" w:type="dxa"/>
-            <w:bottom w:w="0" w:type="dxa"/>
-          </w:tblCellMar>
-        </w:tblPrEx>
         <w:tc>
           <w:tcPr>
             <w:tcW w:w="1800" w:type="dxa"/>
@@ -3029,12 +2992,6 @@
         </w:tc>
       </w:tr>
       <w:tr>
-        <w:tblPrEx>
-          <w:tblCellMar>
-            <w:top w:w="0" w:type="dxa"/>
-            <w:bottom w:w="0" w:type="dxa"/>
-          </w:tblCellMar>
-        </w:tblPrEx>
         <w:tc>
           <w:tcPr>
             <w:tcW w:w="1800" w:type="dxa"/>
@@ -3184,12 +3141,6 @@
         </w:tc>
       </w:tr>
       <w:tr>
-        <w:tblPrEx>
-          <w:tblCellMar>
-            <w:top w:w="0" w:type="dxa"/>
-            <w:bottom w:w="0" w:type="dxa"/>
-          </w:tblCellMar>
-        </w:tblPrEx>
         <w:tc>
           <w:tcPr>
             <w:tcW w:w="1800" w:type="dxa"/>
@@ -3208,6 +3159,7 @@
             </w:tcMar>
           </w:tcPr>
           <w:p>
+            <w:proofErr w:type="spellStart"/>
             <w:r>
               <w:rPr>
                 <w:b/>
@@ -3217,7 +3169,18 @@
                 <w:szCs w:val="20"/>
               </w:rPr>
               <w:lastRenderedPageBreak/>
-              <w:t>CoE Admin</w:t>
+              <w:t>CoE</w:t>
+            </w:r>
+            <w:proofErr w:type="spellEnd"/>
+            <w:r>
+              <w:rPr>
+                <w:b/>
+                <w:bCs/>
+                <w:color w:val="2E75B6"/>
+                <w:sz w:val="20"/>
+                <w:szCs w:val="20"/>
+              </w:rPr>
+              <w:t xml:space="preserve"> Admin</w:t>
             </w:r>
           </w:p>
         </w:tc>
@@ -3245,7 +3208,25 @@
                 <w:sz w:val="20"/>
                 <w:szCs w:val="20"/>
               </w:rPr>
-              <w:t>Elevated (CoE connectors)</w:t>
+              <w:t>Elevated (</w:t>
+            </w:r>
+            <w:proofErr w:type="spellStart"/>
+            <w:r>
+              <w:rPr>
+                <w:color w:val="1A1A1A"/>
+                <w:sz w:val="20"/>
+                <w:szCs w:val="20"/>
+              </w:rPr>
+              <w:t>CoE</w:t>
+            </w:r>
+            <w:proofErr w:type="spellEnd"/>
+            <w:r>
+              <w:rPr>
+                <w:color w:val="1A1A1A"/>
+                <w:sz w:val="20"/>
+                <w:szCs w:val="20"/>
+              </w:rPr>
+              <w:t xml:space="preserve"> connectors)</w:t>
             </w:r>
           </w:p>
         </w:tc>
@@ -3267,13 +3248,23 @@
             </w:tcMar>
           </w:tcPr>
           <w:p>
-            <w:r>
-              <w:rPr>
-                <w:color w:val="1A1A1A"/>
-                <w:sz w:val="20"/>
-                <w:szCs w:val="20"/>
-              </w:rPr>
-              <w:t>CoE team only</w:t>
+            <w:proofErr w:type="spellStart"/>
+            <w:r>
+              <w:rPr>
+                <w:color w:val="1A1A1A"/>
+                <w:sz w:val="20"/>
+                <w:szCs w:val="20"/>
+              </w:rPr>
+              <w:t>CoE</w:t>
+            </w:r>
+            <w:proofErr w:type="spellEnd"/>
+            <w:r>
+              <w:rPr>
+                <w:color w:val="1A1A1A"/>
+                <w:sz w:val="20"/>
+                <w:szCs w:val="20"/>
+              </w:rPr>
+              <w:t xml:space="preserve"> team only</w:t>
             </w:r>
           </w:p>
         </w:tc>
@@ -3328,24 +3319,28 @@
             </w:tcMar>
           </w:tcPr>
           <w:p>
-            <w:r>
-              <w:rPr>
-                <w:color w:val="1A1A1A"/>
-                <w:sz w:val="20"/>
-                <w:szCs w:val="20"/>
-              </w:rPr>
-              <w:t>CoE kit + custom governance flows</w:t>
+            <w:proofErr w:type="spellStart"/>
+            <w:r>
+              <w:rPr>
+                <w:color w:val="1A1A1A"/>
+                <w:sz w:val="20"/>
+                <w:szCs w:val="20"/>
+              </w:rPr>
+              <w:t>CoE</w:t>
+            </w:r>
+            <w:proofErr w:type="spellEnd"/>
+            <w:r>
+              <w:rPr>
+                <w:color w:val="1A1A1A"/>
+                <w:sz w:val="20"/>
+                <w:szCs w:val="20"/>
+              </w:rPr>
+              <w:t xml:space="preserve"> kit + custom governance flows</w:t>
             </w:r>
           </w:p>
         </w:tc>
       </w:tr>
       <w:tr>
-        <w:tblPrEx>
-          <w:tblCellMar>
-            <w:top w:w="0" w:type="dxa"/>
-            <w:bottom w:w="0" w:type="dxa"/>
-          </w:tblCellMar>
-        </w:tblPrEx>
         <w:tc>
           <w:tcPr>
             <w:tcW w:w="1800" w:type="dxa"/>
@@ -3522,12 +3517,6 @@
         <w:gridCol w:w="8160"/>
       </w:tblGrid>
       <w:tr>
-        <w:tblPrEx>
-          <w:tblCellMar>
-            <w:top w:w="0" w:type="dxa"/>
-            <w:bottom w:w="0" w:type="dxa"/>
-          </w:tblCellMar>
-        </w:tblPrEx>
         <w:tc>
           <w:tcPr>
             <w:tcW w:w="1200" w:type="dxa"/>
@@ -3630,12 +3619,6 @@
         <w:gridCol w:w="4160"/>
       </w:tblGrid>
       <w:tr>
-        <w:tblPrEx>
-          <w:tblCellMar>
-            <w:top w:w="0" w:type="dxa"/>
-            <w:bottom w:w="0" w:type="dxa"/>
-          </w:tblCellMar>
-        </w:tblPrEx>
         <w:tc>
           <w:tcPr>
             <w:tcW w:w="2800" w:type="dxa"/>
@@ -3728,12 +3711,6 @@
         </w:tc>
       </w:tr>
       <w:tr>
-        <w:tblPrEx>
-          <w:tblCellMar>
-            <w:top w:w="0" w:type="dxa"/>
-            <w:bottom w:w="0" w:type="dxa"/>
-          </w:tblCellMar>
-        </w:tblPrEx>
         <w:tc>
           <w:tcPr>
             <w:tcW w:w="2800" w:type="dxa"/>
@@ -3760,8 +3737,20 @@
                 <w:sz w:val="20"/>
                 <w:szCs w:val="20"/>
               </w:rPr>
-              <w:t>PP-GlobalAdmins</w:t>
-            </w:r>
+              <w:t>PP-</w:t>
+            </w:r>
+            <w:proofErr w:type="spellStart"/>
+            <w:r>
+              <w:rPr>
+                <w:b/>
+                <w:bCs/>
+                <w:color w:val="1B4F8A"/>
+                <w:sz w:val="20"/>
+                <w:szCs w:val="20"/>
+              </w:rPr>
+              <w:t>GlobalAdmins</w:t>
+            </w:r>
+            <w:proofErr w:type="spellEnd"/>
           </w:p>
         </w:tc>
         <w:tc>
@@ -3822,12 +3811,6 @@
         </w:tc>
       </w:tr>
       <w:tr>
-        <w:tblPrEx>
-          <w:tblCellMar>
-            <w:top w:w="0" w:type="dxa"/>
-            <w:bottom w:w="0" w:type="dxa"/>
-          </w:tblCellMar>
-        </w:tblPrEx>
         <w:tc>
           <w:tcPr>
             <w:tcW w:w="2800" w:type="dxa"/>
@@ -3854,7 +3837,51 @@
                 <w:sz w:val="20"/>
                 <w:szCs w:val="20"/>
               </w:rPr>
-              <w:t>PP-EnvAdmin-{WorkloadName}</w:t>
+              <w:t>PP-</w:t>
+            </w:r>
+            <w:proofErr w:type="spellStart"/>
+            <w:r>
+              <w:rPr>
+                <w:b/>
+                <w:bCs/>
+                <w:color w:val="1B4F8A"/>
+                <w:sz w:val="20"/>
+                <w:szCs w:val="20"/>
+              </w:rPr>
+              <w:t>EnvAdmin</w:t>
+            </w:r>
+            <w:proofErr w:type="spellEnd"/>
+            <w:r>
+              <w:rPr>
+                <w:b/>
+                <w:bCs/>
+                <w:color w:val="1B4F8A"/>
+                <w:sz w:val="20"/>
+                <w:szCs w:val="20"/>
+              </w:rPr>
+              <w:t>-{</w:t>
+            </w:r>
+            <w:proofErr w:type="spellStart"/>
+            <w:r>
+              <w:rPr>
+                <w:b/>
+                <w:bCs/>
+                <w:color w:val="1B4F8A"/>
+                <w:sz w:val="20"/>
+                <w:szCs w:val="20"/>
+              </w:rPr>
+              <w:t>WorkloadName</w:t>
+            </w:r>
+            <w:proofErr w:type="spellEnd"/>
+            <w:r>
+              <w:rPr>
+                <w:b/>
+                <w:bCs/>
+                <w:color w:val="1B4F8A"/>
+                <w:sz w:val="20"/>
+                <w:szCs w:val="20"/>
+              </w:rPr>
+              <w:t>}</w:t>
             </w:r>
           </w:p>
         </w:tc>
@@ -3916,12 +3943,6 @@
         </w:tc>
       </w:tr>
       <w:tr>
-        <w:tblPrEx>
-          <w:tblCellMar>
-            <w:top w:w="0" w:type="dxa"/>
-            <w:bottom w:w="0" w:type="dxa"/>
-          </w:tblCellMar>
-        </w:tblPrEx>
         <w:tc>
           <w:tcPr>
             <w:tcW w:w="2800" w:type="dxa"/>
@@ -3948,7 +3969,29 @@
                 <w:sz w:val="20"/>
                 <w:szCs w:val="20"/>
               </w:rPr>
-              <w:t>PP-Makers-{WorkloadName}</w:t>
+              <w:t>PP-Makers-{</w:t>
+            </w:r>
+            <w:proofErr w:type="spellStart"/>
+            <w:r>
+              <w:rPr>
+                <w:b/>
+                <w:bCs/>
+                <w:color w:val="1B4F8A"/>
+                <w:sz w:val="20"/>
+                <w:szCs w:val="20"/>
+              </w:rPr>
+              <w:t>WorkloadName</w:t>
+            </w:r>
+            <w:proofErr w:type="spellEnd"/>
+            <w:r>
+              <w:rPr>
+                <w:b/>
+                <w:bCs/>
+                <w:color w:val="1B4F8A"/>
+                <w:sz w:val="20"/>
+                <w:szCs w:val="20"/>
+              </w:rPr>
+              <w:t>}</w:t>
             </w:r>
           </w:p>
         </w:tc>
@@ -4004,18 +4047,30 @@
                 <w:sz w:val="20"/>
                 <w:szCs w:val="20"/>
               </w:rPr>
-              <w:t>Pro-devs and citizen developers assigned per project.</w:t>
+              <w:t>Pro-</w:t>
+            </w:r>
+            <w:proofErr w:type="spellStart"/>
+            <w:r>
+              <w:rPr>
+                <w:color w:val="1A1A1A"/>
+                <w:sz w:val="20"/>
+                <w:szCs w:val="20"/>
+              </w:rPr>
+              <w:t>devs</w:t>
+            </w:r>
+            <w:proofErr w:type="spellEnd"/>
+            <w:r>
+              <w:rPr>
+                <w:color w:val="1A1A1A"/>
+                <w:sz w:val="20"/>
+                <w:szCs w:val="20"/>
+              </w:rPr>
+              <w:t xml:space="preserve"> and citizen developers assigned per project.</w:t>
             </w:r>
           </w:p>
         </w:tc>
       </w:tr>
       <w:tr>
-        <w:tblPrEx>
-          <w:tblCellMar>
-            <w:top w:w="0" w:type="dxa"/>
-            <w:bottom w:w="0" w:type="dxa"/>
-          </w:tblCellMar>
-        </w:tblPrEx>
         <w:tc>
           <w:tcPr>
             <w:tcW w:w="2800" w:type="dxa"/>
@@ -4064,13 +4119,23 @@
             </w:tcMar>
           </w:tcPr>
           <w:p>
-            <w:r>
-              <w:rPr>
-                <w:color w:val="1A1A1A"/>
-                <w:sz w:val="20"/>
-                <w:szCs w:val="20"/>
-              </w:rPr>
-              <w:t>CoE env full access</w:t>
+            <w:proofErr w:type="spellStart"/>
+            <w:r>
+              <w:rPr>
+                <w:color w:val="1A1A1A"/>
+                <w:sz w:val="20"/>
+                <w:szCs w:val="20"/>
+              </w:rPr>
+              <w:t>CoE</w:t>
+            </w:r>
+            <w:proofErr w:type="spellEnd"/>
+            <w:r>
+              <w:rPr>
+                <w:color w:val="1A1A1A"/>
+                <w:sz w:val="20"/>
+                <w:szCs w:val="20"/>
+              </w:rPr>
+              <w:t xml:space="preserve"> env full access</w:t>
             </w:r>
           </w:p>
         </w:tc>
@@ -4104,12 +4169,6 @@
         </w:tc>
       </w:tr>
       <w:tr>
-        <w:tblPrEx>
-          <w:tblCellMar>
-            <w:top w:w="0" w:type="dxa"/>
-            <w:bottom w:w="0" w:type="dxa"/>
-          </w:tblCellMar>
-        </w:tblPrEx>
         <w:tc>
           <w:tcPr>
             <w:tcW w:w="2800" w:type="dxa"/>
@@ -4136,7 +4195,51 @@
                 <w:sz w:val="20"/>
                 <w:szCs w:val="20"/>
               </w:rPr>
-              <w:t>PP-ReadOnly-{WorkloadName}</w:t>
+              <w:t>PP-</w:t>
+            </w:r>
+            <w:proofErr w:type="spellStart"/>
+            <w:r>
+              <w:rPr>
+                <w:b/>
+                <w:bCs/>
+                <w:color w:val="1B4F8A"/>
+                <w:sz w:val="20"/>
+                <w:szCs w:val="20"/>
+              </w:rPr>
+              <w:t>ReadOnly</w:t>
+            </w:r>
+            <w:proofErr w:type="spellEnd"/>
+            <w:r>
+              <w:rPr>
+                <w:b/>
+                <w:bCs/>
+                <w:color w:val="1B4F8A"/>
+                <w:sz w:val="20"/>
+                <w:szCs w:val="20"/>
+              </w:rPr>
+              <w:t>-{</w:t>
+            </w:r>
+            <w:proofErr w:type="spellStart"/>
+            <w:r>
+              <w:rPr>
+                <w:b/>
+                <w:bCs/>
+                <w:color w:val="1B4F8A"/>
+                <w:sz w:val="20"/>
+                <w:szCs w:val="20"/>
+              </w:rPr>
+              <w:t>WorkloadName</w:t>
+            </w:r>
+            <w:proofErr w:type="spellEnd"/>
+            <w:r>
+              <w:rPr>
+                <w:b/>
+                <w:bCs/>
+                <w:color w:val="1B4F8A"/>
+                <w:sz w:val="20"/>
+                <w:szCs w:val="20"/>
+              </w:rPr>
+              <w:t>}</w:t>
             </w:r>
           </w:p>
         </w:tc>
@@ -4198,12 +4301,6 @@
         </w:tc>
       </w:tr>
       <w:tr>
-        <w:tblPrEx>
-          <w:tblCellMar>
-            <w:top w:w="0" w:type="dxa"/>
-            <w:bottom w:w="0" w:type="dxa"/>
-          </w:tblCellMar>
-        </w:tblPrEx>
         <w:tc>
           <w:tcPr>
             <w:tcW w:w="2800" w:type="dxa"/>
@@ -4230,8 +4327,20 @@
                 <w:sz w:val="20"/>
                 <w:szCs w:val="20"/>
               </w:rPr>
-              <w:t>PP-BreakGlass</w:t>
-            </w:r>
+              <w:t>PP-</w:t>
+            </w:r>
+            <w:proofErr w:type="spellStart"/>
+            <w:r>
+              <w:rPr>
+                <w:b/>
+                <w:bCs/>
+                <w:color w:val="1B4F8A"/>
+                <w:sz w:val="20"/>
+                <w:szCs w:val="20"/>
+              </w:rPr>
+              <w:t>BreakGlass</w:t>
+            </w:r>
+            <w:proofErr w:type="spellEnd"/>
           </w:p>
         </w:tc>
         <w:tc>
@@ -4323,12 +4432,6 @@
         <w:gridCol w:w="9360"/>
       </w:tblGrid>
       <w:tr>
-        <w:tblPrEx>
-          <w:tblCellMar>
-            <w:top w:w="0" w:type="dxa"/>
-            <w:bottom w:w="0" w:type="dxa"/>
-          </w:tblCellMar>
-        </w:tblPrEx>
         <w:tc>
           <w:tcPr>
             <w:tcW w:w="9360" w:type="dxa"/>
@@ -4426,12 +4529,6 @@
         <w:gridCol w:w="2799"/>
       </w:tblGrid>
       <w:tr>
-        <w:tblPrEx>
-          <w:tblCellMar>
-            <w:top w:w="0" w:type="dxa"/>
-            <w:bottom w:w="0" w:type="dxa"/>
-          </w:tblCellMar>
-        </w:tblPrEx>
         <w:tc>
           <w:tcPr>
             <w:tcW w:w="4960" w:type="dxa"/>
@@ -4524,12 +4621,6 @@
         </w:tc>
       </w:tr>
       <w:tr>
-        <w:tblPrEx>
-          <w:tblCellMar>
-            <w:top w:w="0" w:type="dxa"/>
-            <w:bottom w:w="0" w:type="dxa"/>
-          </w:tblCellMar>
-        </w:tblPrEx>
         <w:tc>
           <w:tcPr>
             <w:tcW w:w="4960" w:type="dxa"/>
@@ -4554,7 +4645,25 @@
                 <w:sz w:val="20"/>
                 <w:szCs w:val="20"/>
               </w:rPr>
-              <w:t>Environment purpose documented (dev / UAT / prod / CoE / sandbox)</w:t>
+              <w:t xml:space="preserve">Environment purpose documented (dev / UAT / prod / </w:t>
+            </w:r>
+            <w:proofErr w:type="spellStart"/>
+            <w:r>
+              <w:rPr>
+                <w:color w:val="1A1A1A"/>
+                <w:sz w:val="20"/>
+                <w:szCs w:val="20"/>
+              </w:rPr>
+              <w:t>CoE</w:t>
+            </w:r>
+            <w:proofErr w:type="spellEnd"/>
+            <w:r>
+              <w:rPr>
+                <w:color w:val="1A1A1A"/>
+                <w:sz w:val="20"/>
+                <w:szCs w:val="20"/>
+              </w:rPr>
+              <w:t xml:space="preserve"> / sandbox)</w:t>
             </w:r>
           </w:p>
         </w:tc>
@@ -4621,12 +4730,6 @@
         </w:tc>
       </w:tr>
       <w:tr>
-        <w:tblPrEx>
-          <w:tblCellMar>
-            <w:top w:w="0" w:type="dxa"/>
-            <w:bottom w:w="0" w:type="dxa"/>
-          </w:tblCellMar>
-        </w:tblPrEx>
         <w:tc>
           <w:tcPr>
             <w:tcW w:w="4960" w:type="dxa"/>
@@ -4706,24 +4809,28 @@
             </w:tcMar>
           </w:tcPr>
           <w:p>
-            <w:r>
-              <w:rPr>
-                <w:color w:val="1A1A1A"/>
-                <w:sz w:val="20"/>
-                <w:szCs w:val="20"/>
-              </w:rPr>
-              <w:t>CoE Admin</w:t>
+            <w:proofErr w:type="spellStart"/>
+            <w:r>
+              <w:rPr>
+                <w:color w:val="1A1A1A"/>
+                <w:sz w:val="20"/>
+                <w:szCs w:val="20"/>
+              </w:rPr>
+              <w:t>CoE</w:t>
+            </w:r>
+            <w:proofErr w:type="spellEnd"/>
+            <w:r>
+              <w:rPr>
+                <w:color w:val="1A1A1A"/>
+                <w:sz w:val="20"/>
+                <w:szCs w:val="20"/>
+              </w:rPr>
+              <w:t xml:space="preserve"> Admin</w:t>
             </w:r>
           </w:p>
         </w:tc>
       </w:tr>
       <w:tr>
-        <w:tblPrEx>
-          <w:tblCellMar>
-            <w:top w:w="0" w:type="dxa"/>
-            <w:bottom w:w="0" w:type="dxa"/>
-          </w:tblCellMar>
-        </w:tblPrEx>
         <w:tc>
           <w:tcPr>
             <w:tcW w:w="4960" w:type="dxa"/>
@@ -4815,12 +4922,6 @@
         </w:tc>
       </w:tr>
       <w:tr>
-        <w:tblPrEx>
-          <w:tblCellMar>
-            <w:top w:w="0" w:type="dxa"/>
-            <w:bottom w:w="0" w:type="dxa"/>
-          </w:tblCellMar>
-        </w:tblPrEx>
         <w:tc>
           <w:tcPr>
             <w:tcW w:w="4960" w:type="dxa"/>
@@ -4912,12 +5013,6 @@
         </w:tc>
       </w:tr>
       <w:tr>
-        <w:tblPrEx>
-          <w:tblCellMar>
-            <w:top w:w="0" w:type="dxa"/>
-            <w:bottom w:w="0" w:type="dxa"/>
-          </w:tblCellMar>
-        </w:tblPrEx>
         <w:tc>
           <w:tcPr>
             <w:tcW w:w="4960" w:type="dxa"/>
@@ -5009,12 +5104,6 @@
         </w:tc>
       </w:tr>
       <w:tr>
-        <w:tblPrEx>
-          <w:tblCellMar>
-            <w:top w:w="0" w:type="dxa"/>
-            <w:bottom w:w="0" w:type="dxa"/>
-          </w:tblCellMar>
-        </w:tblPrEx>
         <w:tc>
           <w:tcPr>
             <w:tcW w:w="4960" w:type="dxa"/>
@@ -5106,12 +5195,6 @@
         </w:tc>
       </w:tr>
       <w:tr>
-        <w:tblPrEx>
-          <w:tblCellMar>
-            <w:top w:w="0" w:type="dxa"/>
-            <w:bottom w:w="0" w:type="dxa"/>
-          </w:tblCellMar>
-        </w:tblPrEx>
         <w:tc>
           <w:tcPr>
             <w:tcW w:w="4960" w:type="dxa"/>
@@ -5203,12 +5286,6 @@
         </w:tc>
       </w:tr>
       <w:tr>
-        <w:tblPrEx>
-          <w:tblCellMar>
-            <w:top w:w="0" w:type="dxa"/>
-            <w:bottom w:w="0" w:type="dxa"/>
-          </w:tblCellMar>
-        </w:tblPrEx>
         <w:tc>
           <w:tcPr>
             <w:tcW w:w="4960" w:type="dxa"/>
@@ -5288,24 +5365,28 @@
             </w:tcMar>
           </w:tcPr>
           <w:p>
-            <w:r>
-              <w:rPr>
-                <w:color w:val="1A1A1A"/>
-                <w:sz w:val="20"/>
-                <w:szCs w:val="20"/>
-              </w:rPr>
-              <w:t>CoE Admin</w:t>
+            <w:proofErr w:type="spellStart"/>
+            <w:r>
+              <w:rPr>
+                <w:color w:val="1A1A1A"/>
+                <w:sz w:val="20"/>
+                <w:szCs w:val="20"/>
+              </w:rPr>
+              <w:t>CoE</w:t>
+            </w:r>
+            <w:proofErr w:type="spellEnd"/>
+            <w:r>
+              <w:rPr>
+                <w:color w:val="1A1A1A"/>
+                <w:sz w:val="20"/>
+                <w:szCs w:val="20"/>
+              </w:rPr>
+              <w:t xml:space="preserve"> Admin</w:t>
             </w:r>
           </w:p>
         </w:tc>
       </w:tr>
       <w:tr>
-        <w:tblPrEx>
-          <w:tblCellMar>
-            <w:top w:w="0" w:type="dxa"/>
-            <w:bottom w:w="0" w:type="dxa"/>
-          </w:tblCellMar>
-        </w:tblPrEx>
         <w:tc>
           <w:tcPr>
             <w:tcW w:w="4960" w:type="dxa"/>
@@ -5330,7 +5411,25 @@
                 <w:sz w:val="20"/>
                 <w:szCs w:val="20"/>
               </w:rPr>
-              <w:t>Environment description and owner recorded in CoE inventory</w:t>
+              <w:t xml:space="preserve">Environment description and owner recorded in </w:t>
+            </w:r>
+            <w:proofErr w:type="spellStart"/>
+            <w:r>
+              <w:rPr>
+                <w:color w:val="1A1A1A"/>
+                <w:sz w:val="20"/>
+                <w:szCs w:val="20"/>
+              </w:rPr>
+              <w:t>CoE</w:t>
+            </w:r>
+            <w:proofErr w:type="spellEnd"/>
+            <w:r>
+              <w:rPr>
+                <w:color w:val="1A1A1A"/>
+                <w:sz w:val="20"/>
+                <w:szCs w:val="20"/>
+              </w:rPr>
+              <w:t xml:space="preserve"> inventory</w:t>
             </w:r>
           </w:p>
         </w:tc>
@@ -5385,24 +5484,28 @@
             </w:tcMar>
           </w:tcPr>
           <w:p>
-            <w:r>
-              <w:rPr>
-                <w:color w:val="1A1A1A"/>
-                <w:sz w:val="20"/>
-                <w:szCs w:val="20"/>
-              </w:rPr>
-              <w:t>CoE Admin</w:t>
+            <w:proofErr w:type="spellStart"/>
+            <w:r>
+              <w:rPr>
+                <w:color w:val="1A1A1A"/>
+                <w:sz w:val="20"/>
+                <w:szCs w:val="20"/>
+              </w:rPr>
+              <w:t>CoE</w:t>
+            </w:r>
+            <w:proofErr w:type="spellEnd"/>
+            <w:r>
+              <w:rPr>
+                <w:color w:val="1A1A1A"/>
+                <w:sz w:val="20"/>
+                <w:szCs w:val="20"/>
+              </w:rPr>
+              <w:t xml:space="preserve"> Admin</w:t>
             </w:r>
           </w:p>
         </w:tc>
       </w:tr>
       <w:tr>
-        <w:tblPrEx>
-          <w:tblCellMar>
-            <w:top w:w="0" w:type="dxa"/>
-            <w:bottom w:w="0" w:type="dxa"/>
-          </w:tblCellMar>
-        </w:tblPrEx>
         <w:tc>
           <w:tcPr>
             <w:tcW w:w="4960" w:type="dxa"/>
@@ -5482,24 +5585,28 @@
             </w:tcMar>
           </w:tcPr>
           <w:p>
-            <w:r>
-              <w:rPr>
-                <w:color w:val="1A1A1A"/>
-                <w:sz w:val="20"/>
-                <w:szCs w:val="20"/>
-              </w:rPr>
-              <w:t>CoE Admin</w:t>
+            <w:proofErr w:type="spellStart"/>
+            <w:r>
+              <w:rPr>
+                <w:color w:val="1A1A1A"/>
+                <w:sz w:val="20"/>
+                <w:szCs w:val="20"/>
+              </w:rPr>
+              <w:t>CoE</w:t>
+            </w:r>
+            <w:proofErr w:type="spellEnd"/>
+            <w:r>
+              <w:rPr>
+                <w:color w:val="1A1A1A"/>
+                <w:sz w:val="20"/>
+                <w:szCs w:val="20"/>
+              </w:rPr>
+              <w:t xml:space="preserve"> Admin</w:t>
             </w:r>
           </w:p>
         </w:tc>
       </w:tr>
       <w:tr>
-        <w:tblPrEx>
-          <w:tblCellMar>
-            <w:top w:w="0" w:type="dxa"/>
-            <w:bottom w:w="0" w:type="dxa"/>
-          </w:tblCellMar>
-        </w:tblPrEx>
         <w:tc>
           <w:tcPr>
             <w:tcW w:w="4960" w:type="dxa"/>
@@ -5591,12 +5698,6 @@
         </w:tc>
       </w:tr>
       <w:tr>
-        <w:tblPrEx>
-          <w:tblCellMar>
-            <w:top w:w="0" w:type="dxa"/>
-            <w:bottom w:w="0" w:type="dxa"/>
-          </w:tblCellMar>
-        </w:tblPrEx>
         <w:tc>
           <w:tcPr>
             <w:tcW w:w="4960" w:type="dxa"/>
@@ -5621,7 +5722,25 @@
                 <w:sz w:val="20"/>
                 <w:szCs w:val="20"/>
               </w:rPr>
-              <w:t>Usage analytics baseline captured (CoE Power BI report)</w:t>
+              <w:t>Usage analytics baseline captured (</w:t>
+            </w:r>
+            <w:proofErr w:type="spellStart"/>
+            <w:r>
+              <w:rPr>
+                <w:color w:val="1A1A1A"/>
+                <w:sz w:val="20"/>
+                <w:szCs w:val="20"/>
+              </w:rPr>
+              <w:t>CoE</w:t>
+            </w:r>
+            <w:proofErr w:type="spellEnd"/>
+            <w:r>
+              <w:rPr>
+                <w:color w:val="1A1A1A"/>
+                <w:sz w:val="20"/>
+                <w:szCs w:val="20"/>
+              </w:rPr>
+              <w:t xml:space="preserve"> Power BI report)</w:t>
             </w:r>
           </w:p>
         </w:tc>
@@ -5676,13 +5795,23 @@
             </w:tcMar>
           </w:tcPr>
           <w:p>
-            <w:r>
-              <w:rPr>
-                <w:color w:val="1A1A1A"/>
-                <w:sz w:val="20"/>
-                <w:szCs w:val="20"/>
-              </w:rPr>
-              <w:t>CoE Admin</w:t>
+            <w:proofErr w:type="spellStart"/>
+            <w:r>
+              <w:rPr>
+                <w:color w:val="1A1A1A"/>
+                <w:sz w:val="20"/>
+                <w:szCs w:val="20"/>
+              </w:rPr>
+              <w:t>CoE</w:t>
+            </w:r>
+            <w:proofErr w:type="spellEnd"/>
+            <w:r>
+              <w:rPr>
+                <w:color w:val="1A1A1A"/>
+                <w:sz w:val="20"/>
+                <w:szCs w:val="20"/>
+              </w:rPr>
+              <w:t xml:space="preserve"> Admin</w:t>
             </w:r>
           </w:p>
         </w:tc>
@@ -5724,12 +5853,6 @@
         <w:gridCol w:w="2799"/>
       </w:tblGrid>
       <w:tr>
-        <w:tblPrEx>
-          <w:tblCellMar>
-            <w:top w:w="0" w:type="dxa"/>
-            <w:bottom w:w="0" w:type="dxa"/>
-          </w:tblCellMar>
-        </w:tblPrEx>
         <w:tc>
           <w:tcPr>
             <w:tcW w:w="4960" w:type="dxa"/>
@@ -5822,12 +5945,6 @@
         </w:tc>
       </w:tr>
       <w:tr>
-        <w:tblPrEx>
-          <w:tblCellMar>
-            <w:top w:w="0" w:type="dxa"/>
-            <w:bottom w:w="0" w:type="dxa"/>
-          </w:tblCellMar>
-        </w:tblPrEx>
         <w:tc>
           <w:tcPr>
             <w:tcW w:w="4960" w:type="dxa"/>
@@ -5919,12 +6036,6 @@
         </w:tc>
       </w:tr>
       <w:tr>
-        <w:tblPrEx>
-          <w:tblCellMar>
-            <w:top w:w="0" w:type="dxa"/>
-            <w:bottom w:w="0" w:type="dxa"/>
-          </w:tblCellMar>
-        </w:tblPrEx>
         <w:tc>
           <w:tcPr>
             <w:tcW w:w="4960" w:type="dxa"/>
@@ -6017,12 +6128,6 @@
         </w:tc>
       </w:tr>
       <w:tr>
-        <w:tblPrEx>
-          <w:tblCellMar>
-            <w:top w:w="0" w:type="dxa"/>
-            <w:bottom w:w="0" w:type="dxa"/>
-          </w:tblCellMar>
-        </w:tblPrEx>
         <w:tc>
           <w:tcPr>
             <w:tcW w:w="4960" w:type="dxa"/>
@@ -6102,24 +6207,28 @@
             </w:tcMar>
           </w:tcPr>
           <w:p>
-            <w:r>
-              <w:rPr>
-                <w:color w:val="1A1A1A"/>
-                <w:sz w:val="20"/>
-                <w:szCs w:val="20"/>
-              </w:rPr>
-              <w:t>CoE Admin</w:t>
+            <w:proofErr w:type="spellStart"/>
+            <w:r>
+              <w:rPr>
+                <w:color w:val="1A1A1A"/>
+                <w:sz w:val="20"/>
+                <w:szCs w:val="20"/>
+              </w:rPr>
+              <w:t>CoE</w:t>
+            </w:r>
+            <w:proofErr w:type="spellEnd"/>
+            <w:r>
+              <w:rPr>
+                <w:color w:val="1A1A1A"/>
+                <w:sz w:val="20"/>
+                <w:szCs w:val="20"/>
+              </w:rPr>
+              <w:t xml:space="preserve"> Admin</w:t>
             </w:r>
           </w:p>
         </w:tc>
       </w:tr>
       <w:tr>
-        <w:tblPrEx>
-          <w:tblCellMar>
-            <w:top w:w="0" w:type="dxa"/>
-            <w:bottom w:w="0" w:type="dxa"/>
-          </w:tblCellMar>
-        </w:tblPrEx>
         <w:tc>
           <w:tcPr>
             <w:tcW w:w="4960" w:type="dxa"/>
@@ -6211,12 +6320,6 @@
         </w:tc>
       </w:tr>
       <w:tr>
-        <w:tblPrEx>
-          <w:tblCellMar>
-            <w:top w:w="0" w:type="dxa"/>
-            <w:bottom w:w="0" w:type="dxa"/>
-          </w:tblCellMar>
-        </w:tblPrEx>
         <w:tc>
           <w:tcPr>
             <w:tcW w:w="4960" w:type="dxa"/>
@@ -6308,12 +6411,6 @@
         </w:tc>
       </w:tr>
       <w:tr>
-        <w:tblPrEx>
-          <w:tblCellMar>
-            <w:top w:w="0" w:type="dxa"/>
-            <w:bottom w:w="0" w:type="dxa"/>
-          </w:tblCellMar>
-        </w:tblPrEx>
         <w:tc>
           <w:tcPr>
             <w:tcW w:w="4960" w:type="dxa"/>
@@ -6338,7 +6435,25 @@
                 <w:sz w:val="20"/>
                 <w:szCs w:val="20"/>
               </w:rPr>
-              <w:t>Add environment to CoE monitoring scope</w:t>
+              <w:t xml:space="preserve">Add environment to </w:t>
+            </w:r>
+            <w:proofErr w:type="spellStart"/>
+            <w:r>
+              <w:rPr>
+                <w:color w:val="1A1A1A"/>
+                <w:sz w:val="20"/>
+                <w:szCs w:val="20"/>
+              </w:rPr>
+              <w:t>CoE</w:t>
+            </w:r>
+            <w:proofErr w:type="spellEnd"/>
+            <w:r>
+              <w:rPr>
+                <w:color w:val="1A1A1A"/>
+                <w:sz w:val="20"/>
+                <w:szCs w:val="20"/>
+              </w:rPr>
+              <w:t xml:space="preserve"> monitoring scope</w:t>
             </w:r>
           </w:p>
         </w:tc>
@@ -6393,24 +6508,28 @@
             </w:tcMar>
           </w:tcPr>
           <w:p>
-            <w:r>
-              <w:rPr>
-                <w:color w:val="1A1A1A"/>
-                <w:sz w:val="20"/>
-                <w:szCs w:val="20"/>
-              </w:rPr>
-              <w:t>CoE Admin</w:t>
+            <w:proofErr w:type="spellStart"/>
+            <w:r>
+              <w:rPr>
+                <w:color w:val="1A1A1A"/>
+                <w:sz w:val="20"/>
+                <w:szCs w:val="20"/>
+              </w:rPr>
+              <w:t>CoE</w:t>
+            </w:r>
+            <w:proofErr w:type="spellEnd"/>
+            <w:r>
+              <w:rPr>
+                <w:color w:val="1A1A1A"/>
+                <w:sz w:val="20"/>
+                <w:szCs w:val="20"/>
+              </w:rPr>
+              <w:t xml:space="preserve"> Admin</w:t>
             </w:r>
           </w:p>
         </w:tc>
       </w:tr>
       <w:tr>
-        <w:tblPrEx>
-          <w:tblCellMar>
-            <w:top w:w="0" w:type="dxa"/>
-            <w:bottom w:w="0" w:type="dxa"/>
-          </w:tblCellMar>
-        </w:tblPrEx>
         <w:tc>
           <w:tcPr>
             <w:tcW w:w="4960" w:type="dxa"/>
@@ -6502,12 +6621,6 @@
         </w:tc>
       </w:tr>
       <w:tr>
-        <w:tblPrEx>
-          <w:tblCellMar>
-            <w:top w:w="0" w:type="dxa"/>
-            <w:bottom w:w="0" w:type="dxa"/>
-          </w:tblCellMar>
-        </w:tblPrEx>
         <w:tc>
           <w:tcPr>
             <w:tcW w:w="4960" w:type="dxa"/>
@@ -6587,13 +6700,23 @@
             </w:tcMar>
           </w:tcPr>
           <w:p>
-            <w:r>
-              <w:rPr>
-                <w:color w:val="1A1A1A"/>
-                <w:sz w:val="20"/>
-                <w:szCs w:val="20"/>
-              </w:rPr>
-              <w:t>CoE Admin</w:t>
+            <w:proofErr w:type="spellStart"/>
+            <w:r>
+              <w:rPr>
+                <w:color w:val="1A1A1A"/>
+                <w:sz w:val="20"/>
+                <w:szCs w:val="20"/>
+              </w:rPr>
+              <w:t>CoE</w:t>
+            </w:r>
+            <w:proofErr w:type="spellEnd"/>
+            <w:r>
+              <w:rPr>
+                <w:color w:val="1A1A1A"/>
+                <w:sz w:val="20"/>
+                <w:szCs w:val="20"/>
+              </w:rPr>
+              <w:t xml:space="preserve"> Admin</w:t>
             </w:r>
           </w:p>
         </w:tc>
@@ -6636,12 +6759,6 @@
         <w:gridCol w:w="2160"/>
       </w:tblGrid>
       <w:tr>
-        <w:tblPrEx>
-          <w:tblCellMar>
-            <w:top w:w="0" w:type="dxa"/>
-            <w:bottom w:w="0" w:type="dxa"/>
-          </w:tblCellMar>
-        </w:tblPrEx>
         <w:tc>
           <w:tcPr>
             <w:tcW w:w="2400" w:type="dxa"/>
@@ -6764,12 +6881,6 @@
         </w:tc>
       </w:tr>
       <w:tr>
-        <w:tblPrEx>
-          <w:tblCellMar>
-            <w:top w:w="0" w:type="dxa"/>
-            <w:bottom w:w="0" w:type="dxa"/>
-          </w:tblCellMar>
-        </w:tblPrEx>
         <w:tc>
           <w:tcPr>
             <w:tcW w:w="2400" w:type="dxa"/>
@@ -6886,12 +6997,6 @@
         </w:tc>
       </w:tr>
       <w:tr>
-        <w:tblPrEx>
-          <w:tblCellMar>
-            <w:top w:w="0" w:type="dxa"/>
-            <w:bottom w:w="0" w:type="dxa"/>
-          </w:tblCellMar>
-        </w:tblPrEx>
         <w:tc>
           <w:tcPr>
             <w:tcW w:w="2400" w:type="dxa"/>
@@ -7008,12 +7113,6 @@
         </w:tc>
       </w:tr>
       <w:tr>
-        <w:tblPrEx>
-          <w:tblCellMar>
-            <w:top w:w="0" w:type="dxa"/>
-            <w:bottom w:w="0" w:type="dxa"/>
-          </w:tblCellMar>
-        </w:tblPrEx>
         <w:tc>
           <w:tcPr>
             <w:tcW w:w="2400" w:type="dxa"/>
@@ -7130,12 +7229,6 @@
         </w:tc>
       </w:tr>
       <w:tr>
-        <w:tblPrEx>
-          <w:tblCellMar>
-            <w:top w:w="0" w:type="dxa"/>
-            <w:bottom w:w="0" w:type="dxa"/>
-          </w:tblCellMar>
-        </w:tblPrEx>
         <w:tc>
           <w:tcPr>
             <w:tcW w:w="2400" w:type="dxa"/>
@@ -7252,12 +7345,6 @@
         </w:tc>
       </w:tr>
       <w:tr>
-        <w:tblPrEx>
-          <w:tblCellMar>
-            <w:top w:w="0" w:type="dxa"/>
-            <w:bottom w:w="0" w:type="dxa"/>
-          </w:tblCellMar>
-        </w:tblPrEx>
         <w:tc>
           <w:tcPr>
             <w:tcW w:w="2400" w:type="dxa"/>
@@ -7405,12 +7492,6 @@
         <w:gridCol w:w="9360"/>
       </w:tblGrid>
       <w:tr>
-        <w:tblPrEx>
-          <w:tblCellMar>
-            <w:top w:w="0" w:type="dxa"/>
-            <w:bottom w:w="0" w:type="dxa"/>
-          </w:tblCellMar>
-        </w:tblPrEx>
         <w:tc>
           <w:tcPr>
             <w:tcW w:w="9360" w:type="dxa"/>
@@ -7509,12 +7590,6 @@
         <w:gridCol w:w="3760"/>
       </w:tblGrid>
       <w:tr>
-        <w:tblPrEx>
-          <w:tblCellMar>
-            <w:top w:w="0" w:type="dxa"/>
-            <w:bottom w:w="0" w:type="dxa"/>
-          </w:tblCellMar>
-        </w:tblPrEx>
         <w:tc>
           <w:tcPr>
             <w:tcW w:w="1600" w:type="dxa"/>
@@ -7637,12 +7712,6 @@
         </w:tc>
       </w:tr>
       <w:tr>
-        <w:tblPrEx>
-          <w:tblCellMar>
-            <w:top w:w="0" w:type="dxa"/>
-            <w:bottom w:w="0" w:type="dxa"/>
-          </w:tblCellMar>
-        </w:tblPrEx>
         <w:tc>
           <w:tcPr>
             <w:tcW w:w="1600" w:type="dxa"/>
@@ -7759,12 +7828,6 @@
         </w:tc>
       </w:tr>
       <w:tr>
-        <w:tblPrEx>
-          <w:tblCellMar>
-            <w:top w:w="0" w:type="dxa"/>
-            <w:bottom w:w="0" w:type="dxa"/>
-          </w:tblCellMar>
-        </w:tblPrEx>
         <w:tc>
           <w:tcPr>
             <w:tcW w:w="1600" w:type="dxa"/>
@@ -7881,12 +7944,6 @@
         </w:tc>
       </w:tr>
       <w:tr>
-        <w:tblPrEx>
-          <w:tblCellMar>
-            <w:top w:w="0" w:type="dxa"/>
-            <w:bottom w:w="0" w:type="dxa"/>
-          </w:tblCellMar>
-        </w:tblPrEx>
         <w:tc>
           <w:tcPr>
             <w:tcW w:w="1600" w:type="dxa"/>
@@ -7941,8 +7998,18 @@
                 <w:sz w:val="20"/>
                 <w:szCs w:val="20"/>
               </w:rPr>
-              <w:t>Dev and sandbox envs</w:t>
-            </w:r>
+              <w:t xml:space="preserve">Dev and sandbox </w:t>
+            </w:r>
+            <w:proofErr w:type="spellStart"/>
+            <w:r>
+              <w:rPr>
+                <w:color w:val="1A1A1A"/>
+                <w:sz w:val="20"/>
+                <w:szCs w:val="20"/>
+              </w:rPr>
+              <w:t>envs</w:t>
+            </w:r>
+            <w:proofErr w:type="spellEnd"/>
           </w:p>
         </w:tc>
         <w:tc>
@@ -8003,12 +8070,6 @@
         </w:tc>
       </w:tr>
       <w:tr>
-        <w:tblPrEx>
-          <w:tblCellMar>
-            <w:top w:w="0" w:type="dxa"/>
-            <w:bottom w:w="0" w:type="dxa"/>
-          </w:tblCellMar>
-        </w:tblPrEx>
         <w:tc>
           <w:tcPr>
             <w:tcW w:w="1600" w:type="dxa"/>
@@ -8063,8 +8124,18 @@
                 <w:sz w:val="20"/>
                 <w:szCs w:val="20"/>
               </w:rPr>
-              <w:t>UAT and Prod envs</w:t>
-            </w:r>
+              <w:t xml:space="preserve">UAT and Prod </w:t>
+            </w:r>
+            <w:proofErr w:type="spellStart"/>
+            <w:r>
+              <w:rPr>
+                <w:color w:val="1A1A1A"/>
+                <w:sz w:val="20"/>
+                <w:szCs w:val="20"/>
+              </w:rPr>
+              <w:t>envs</w:t>
+            </w:r>
+            <w:proofErr w:type="spellEnd"/>
           </w:p>
         </w:tc>
         <w:tc>
@@ -8125,12 +8196,6 @@
         </w:tc>
       </w:tr>
       <w:tr>
-        <w:tblPrEx>
-          <w:tblCellMar>
-            <w:top w:w="0" w:type="dxa"/>
-            <w:bottom w:w="0" w:type="dxa"/>
-          </w:tblCellMar>
-        </w:tblPrEx>
         <w:tc>
           <w:tcPr>
             <w:tcW w:w="1600" w:type="dxa"/>
@@ -8157,7 +8222,29 @@
                 <w:sz w:val="20"/>
                 <w:szCs w:val="20"/>
               </w:rPr>
-              <w:t>Tier 4 — CoE admin env</w:t>
+              <w:t xml:space="preserve">Tier 4 — </w:t>
+            </w:r>
+            <w:proofErr w:type="spellStart"/>
+            <w:r>
+              <w:rPr>
+                <w:b/>
+                <w:bCs/>
+                <w:color w:val="2E75B6"/>
+                <w:sz w:val="20"/>
+                <w:szCs w:val="20"/>
+              </w:rPr>
+              <w:t>CoE</w:t>
+            </w:r>
+            <w:proofErr w:type="spellEnd"/>
+            <w:r>
+              <w:rPr>
+                <w:b/>
+                <w:bCs/>
+                <w:color w:val="2E75B6"/>
+                <w:sz w:val="20"/>
+                <w:szCs w:val="20"/>
+              </w:rPr>
+              <w:t xml:space="preserve"> admin env</w:t>
             </w:r>
           </w:p>
         </w:tc>
@@ -8179,13 +8266,23 @@
             </w:tcMar>
           </w:tcPr>
           <w:p>
-            <w:r>
-              <w:rPr>
-                <w:color w:val="1A1A1A"/>
-                <w:sz w:val="20"/>
-                <w:szCs w:val="20"/>
-              </w:rPr>
-              <w:t>CoE environment only</w:t>
+            <w:proofErr w:type="spellStart"/>
+            <w:r>
+              <w:rPr>
+                <w:color w:val="1A1A1A"/>
+                <w:sz w:val="20"/>
+                <w:szCs w:val="20"/>
+              </w:rPr>
+              <w:t>CoE</w:t>
+            </w:r>
+            <w:proofErr w:type="spellEnd"/>
+            <w:r>
+              <w:rPr>
+                <w:color w:val="1A1A1A"/>
+                <w:sz w:val="20"/>
+                <w:szCs w:val="20"/>
+              </w:rPr>
+              <w:t xml:space="preserve"> environment only</w:t>
             </w:r>
           </w:p>
         </w:tc>
@@ -8241,7 +8338,25 @@
                 <w:sz w:val="20"/>
                 <w:szCs w:val="20"/>
               </w:rPr>
-              <w:t>Elevated access for CoE flows. HTTP, Management connector, Admin APIs.</w:t>
+              <w:t xml:space="preserve">Elevated access for </w:t>
+            </w:r>
+            <w:proofErr w:type="spellStart"/>
+            <w:r>
+              <w:rPr>
+                <w:color w:val="1A1A1A"/>
+                <w:sz w:val="20"/>
+                <w:szCs w:val="20"/>
+              </w:rPr>
+              <w:t>CoE</w:t>
+            </w:r>
+            <w:proofErr w:type="spellEnd"/>
+            <w:r>
+              <w:rPr>
+                <w:color w:val="1A1A1A"/>
+                <w:sz w:val="20"/>
+                <w:szCs w:val="20"/>
+              </w:rPr>
+              <w:t xml:space="preserve"> flows. HTTP, Management connector, Admin APIs.</w:t>
             </w:r>
           </w:p>
         </w:tc>
@@ -8286,12 +8401,6 @@
         <w:gridCol w:w="1746"/>
       </w:tblGrid>
       <w:tr>
-        <w:tblPrEx>
-          <w:tblCellMar>
-            <w:top w:w="0" w:type="dxa"/>
-            <w:bottom w:w="0" w:type="dxa"/>
-          </w:tblCellMar>
-        </w:tblPrEx>
         <w:tc>
           <w:tcPr>
             <w:tcW w:w="2800" w:type="dxa"/>
@@ -8474,12 +8583,6 @@
         </w:tc>
       </w:tr>
       <w:tr>
-        <w:tblPrEx>
-          <w:tblCellMar>
-            <w:top w:w="0" w:type="dxa"/>
-            <w:bottom w:w="0" w:type="dxa"/>
-          </w:tblCellMar>
-        </w:tblPrEx>
         <w:tc>
           <w:tcPr>
             <w:tcW w:w="2800" w:type="dxa"/>
@@ -8660,12 +8763,6 @@
         </w:tc>
       </w:tr>
       <w:tr>
-        <w:tblPrEx>
-          <w:tblCellMar>
-            <w:top w:w="0" w:type="dxa"/>
-            <w:bottom w:w="0" w:type="dxa"/>
-          </w:tblCellMar>
-        </w:tblPrEx>
         <w:tc>
           <w:tcPr>
             <w:tcW w:w="2800" w:type="dxa"/>
@@ -8846,12 +8943,6 @@
         </w:tc>
       </w:tr>
       <w:tr>
-        <w:tblPrEx>
-          <w:tblCellMar>
-            <w:top w:w="0" w:type="dxa"/>
-            <w:bottom w:w="0" w:type="dxa"/>
-          </w:tblCellMar>
-        </w:tblPrEx>
         <w:tc>
           <w:tcPr>
             <w:tcW w:w="2800" w:type="dxa"/>
@@ -9032,12 +9123,6 @@
         </w:tc>
       </w:tr>
       <w:tr>
-        <w:tblPrEx>
-          <w:tblCellMar>
-            <w:top w:w="0" w:type="dxa"/>
-            <w:bottom w:w="0" w:type="dxa"/>
-          </w:tblCellMar>
-        </w:tblPrEx>
         <w:tc>
           <w:tcPr>
             <w:tcW w:w="2800" w:type="dxa"/>
@@ -9218,12 +9303,6 @@
         </w:tc>
       </w:tr>
       <w:tr>
-        <w:tblPrEx>
-          <w:tblCellMar>
-            <w:top w:w="0" w:type="dxa"/>
-            <w:bottom w:w="0" w:type="dxa"/>
-          </w:tblCellMar>
-        </w:tblPrEx>
         <w:tc>
           <w:tcPr>
             <w:tcW w:w="2800" w:type="dxa"/>
@@ -9404,12 +9483,6 @@
         </w:tc>
       </w:tr>
       <w:tr>
-        <w:tblPrEx>
-          <w:tblCellMar>
-            <w:top w:w="0" w:type="dxa"/>
-            <w:bottom w:w="0" w:type="dxa"/>
-          </w:tblCellMar>
-        </w:tblPrEx>
         <w:tc>
           <w:tcPr>
             <w:tcW w:w="2800" w:type="dxa"/>
@@ -9590,12 +9663,6 @@
         </w:tc>
       </w:tr>
       <w:tr>
-        <w:tblPrEx>
-          <w:tblCellMar>
-            <w:top w:w="0" w:type="dxa"/>
-            <w:bottom w:w="0" w:type="dxa"/>
-          </w:tblCellMar>
-        </w:tblPrEx>
         <w:tc>
           <w:tcPr>
             <w:tcW w:w="2800" w:type="dxa"/>
@@ -9777,12 +9844,6 @@
         </w:tc>
       </w:tr>
       <w:tr>
-        <w:tblPrEx>
-          <w:tblCellMar>
-            <w:top w:w="0" w:type="dxa"/>
-            <w:bottom w:w="0" w:type="dxa"/>
-          </w:tblCellMar>
-        </w:tblPrEx>
         <w:tc>
           <w:tcPr>
             <w:tcW w:w="2800" w:type="dxa"/>
@@ -9963,12 +10024,6 @@
         </w:tc>
       </w:tr>
       <w:tr>
-        <w:tblPrEx>
-          <w:tblCellMar>
-            <w:top w:w="0" w:type="dxa"/>
-            <w:bottom w:w="0" w:type="dxa"/>
-          </w:tblCellMar>
-        </w:tblPrEx>
         <w:tc>
           <w:tcPr>
             <w:tcW w:w="2800" w:type="dxa"/>
@@ -10149,12 +10204,6 @@
         </w:tc>
       </w:tr>
       <w:tr>
-        <w:tblPrEx>
-          <w:tblCellMar>
-            <w:top w:w="0" w:type="dxa"/>
-            <w:bottom w:w="0" w:type="dxa"/>
-          </w:tblCellMar>
-        </w:tblPrEx>
         <w:tc>
           <w:tcPr>
             <w:tcW w:w="2800" w:type="dxa"/>
@@ -10371,7 +10420,23 @@
         <w:spacing w:before="60" w:after="60"/>
       </w:pPr>
       <w:r>
-        <w:t>Maker submits connector request via CoE environment request app (include: connector name, use case, target environment, data sensitivity)</w:t>
+        <w:t xml:space="preserve">Maker submits connector request via </w:t>
+      </w:r>
+      <w:proofErr w:type="spellStart"/>
+      <w:r>
+        <w:t>CoE</w:t>
+      </w:r>
+      <w:proofErr w:type="spellEnd"/>
+      <w:r>
+        <w:t xml:space="preserve"> environment request app (</w:t>
+      </w:r>
+      <w:proofErr w:type="gramStart"/>
+      <w:r>
+        <w:t>include:</w:t>
+      </w:r>
+      <w:proofErr w:type="gramEnd"/>
+      <w:r>
+        <w:t xml:space="preserve"> connector name, use case, target environment, data sensitivity)</w:t>
       </w:r>
     </w:p>
     <w:p>
@@ -10383,8 +10448,13 @@
         </w:numPr>
         <w:spacing w:before="60" w:after="60"/>
       </w:pPr>
+      <w:proofErr w:type="spellStart"/>
       <w:r>
-        <w:t>CoE admin reviews against approved connector registry — is it already approved in another environment?</w:t>
+        <w:t>CoE</w:t>
+      </w:r>
+      <w:proofErr w:type="spellEnd"/>
+      <w:r>
+        <w:t xml:space="preserve"> admin reviews against approved connector registry — is it already approved in another environment?</w:t>
       </w:r>
     </w:p>
     <w:p>
@@ -10466,12 +10536,6 @@
         <w:gridCol w:w="8160"/>
       </w:tblGrid>
       <w:tr>
-        <w:tblPrEx>
-          <w:tblCellMar>
-            <w:top w:w="0" w:type="dxa"/>
-            <w:bottom w:w="0" w:type="dxa"/>
-          </w:tblCellMar>
-        </w:tblPrEx>
         <w:tc>
           <w:tcPr>
             <w:tcW w:w="1200" w:type="dxa"/>
@@ -10569,12 +10633,6 @@
         <w:gridCol w:w="9360"/>
       </w:tblGrid>
       <w:tr>
-        <w:tblPrEx>
-          <w:tblCellMar>
-            <w:top w:w="0" w:type="dxa"/>
-            <w:bottom w:w="0" w:type="dxa"/>
-          </w:tblCellMar>
-        </w:tblPrEx>
         <w:tc>
           <w:tcPr>
             <w:tcW w:w="9360" w:type="dxa"/>
@@ -10672,12 +10730,6 @@
         <w:gridCol w:w="2799"/>
       </w:tblGrid>
       <w:tr>
-        <w:tblPrEx>
-          <w:tblCellMar>
-            <w:top w:w="0" w:type="dxa"/>
-            <w:bottom w:w="0" w:type="dxa"/>
-          </w:tblCellMar>
-        </w:tblPrEx>
         <w:tc>
           <w:tcPr>
             <w:tcW w:w="4960" w:type="dxa"/>
@@ -10770,12 +10822,6 @@
         </w:tc>
       </w:tr>
       <w:tr>
-        <w:tblPrEx>
-          <w:tblCellMar>
-            <w:top w:w="0" w:type="dxa"/>
-            <w:bottom w:w="0" w:type="dxa"/>
-          </w:tblCellMar>
-        </w:tblPrEx>
         <w:tc>
           <w:tcPr>
             <w:tcW w:w="4960" w:type="dxa"/>
@@ -10867,12 +10913,6 @@
         </w:tc>
       </w:tr>
       <w:tr>
-        <w:tblPrEx>
-          <w:tblCellMar>
-            <w:top w:w="0" w:type="dxa"/>
-            <w:bottom w:w="0" w:type="dxa"/>
-          </w:tblCellMar>
-        </w:tblPrEx>
         <w:tc>
           <w:tcPr>
             <w:tcW w:w="4960" w:type="dxa"/>
@@ -10964,12 +11004,6 @@
         </w:tc>
       </w:tr>
       <w:tr>
-        <w:tblPrEx>
-          <w:tblCellMar>
-            <w:top w:w="0" w:type="dxa"/>
-            <w:bottom w:w="0" w:type="dxa"/>
-          </w:tblCellMar>
-        </w:tblPrEx>
         <w:tc>
           <w:tcPr>
             <w:tcW w:w="4960" w:type="dxa"/>
@@ -11061,12 +11095,6 @@
         </w:tc>
       </w:tr>
       <w:tr>
-        <w:tblPrEx>
-          <w:tblCellMar>
-            <w:top w:w="0" w:type="dxa"/>
-            <w:bottom w:w="0" w:type="dxa"/>
-          </w:tblCellMar>
-        </w:tblPrEx>
         <w:tc>
           <w:tcPr>
             <w:tcW w:w="4960" w:type="dxa"/>
@@ -11158,12 +11186,6 @@
         </w:tc>
       </w:tr>
       <w:tr>
-        <w:tblPrEx>
-          <w:tblCellMar>
-            <w:top w:w="0" w:type="dxa"/>
-            <w:bottom w:w="0" w:type="dxa"/>
-          </w:tblCellMar>
-        </w:tblPrEx>
         <w:tc>
           <w:tcPr>
             <w:tcW w:w="4960" w:type="dxa"/>
@@ -11255,12 +11277,6 @@
         </w:tc>
       </w:tr>
       <w:tr>
-        <w:tblPrEx>
-          <w:tblCellMar>
-            <w:top w:w="0" w:type="dxa"/>
-            <w:bottom w:w="0" w:type="dxa"/>
-          </w:tblCellMar>
-        </w:tblPrEx>
         <w:tc>
           <w:tcPr>
             <w:tcW w:w="4960" w:type="dxa"/>
@@ -11352,12 +11368,6 @@
         </w:tc>
       </w:tr>
       <w:tr>
-        <w:tblPrEx>
-          <w:tblCellMar>
-            <w:top w:w="0" w:type="dxa"/>
-            <w:bottom w:w="0" w:type="dxa"/>
-          </w:tblCellMar>
-        </w:tblPrEx>
         <w:tc>
           <w:tcPr>
             <w:tcW w:w="4960" w:type="dxa"/>
@@ -11449,12 +11459,6 @@
         </w:tc>
       </w:tr>
       <w:tr>
-        <w:tblPrEx>
-          <w:tblCellMar>
-            <w:top w:w="0" w:type="dxa"/>
-            <w:bottom w:w="0" w:type="dxa"/>
-          </w:tblCellMar>
-        </w:tblPrEx>
         <w:tc>
           <w:tcPr>
             <w:tcW w:w="4960" w:type="dxa"/>
@@ -11546,12 +11550,6 @@
         </w:tc>
       </w:tr>
       <w:tr>
-        <w:tblPrEx>
-          <w:tblCellMar>
-            <w:top w:w="0" w:type="dxa"/>
-            <w:bottom w:w="0" w:type="dxa"/>
-          </w:tblCellMar>
-        </w:tblPrEx>
         <w:tc>
           <w:tcPr>
             <w:tcW w:w="4960" w:type="dxa"/>
@@ -11679,12 +11677,6 @@
         <w:gridCol w:w="2799"/>
       </w:tblGrid>
       <w:tr>
-        <w:tblPrEx>
-          <w:tblCellMar>
-            <w:top w:w="0" w:type="dxa"/>
-            <w:bottom w:w="0" w:type="dxa"/>
-          </w:tblCellMar>
-        </w:tblPrEx>
         <w:tc>
           <w:tcPr>
             <w:tcW w:w="4960" w:type="dxa"/>
@@ -11777,12 +11769,6 @@
         </w:tc>
       </w:tr>
       <w:tr>
-        <w:tblPrEx>
-          <w:tblCellMar>
-            <w:top w:w="0" w:type="dxa"/>
-            <w:bottom w:w="0" w:type="dxa"/>
-          </w:tblCellMar>
-        </w:tblPrEx>
         <w:tc>
           <w:tcPr>
             <w:tcW w:w="4960" w:type="dxa"/>
@@ -11874,12 +11860,6 @@
         </w:tc>
       </w:tr>
       <w:tr>
-        <w:tblPrEx>
-          <w:tblCellMar>
-            <w:top w:w="0" w:type="dxa"/>
-            <w:bottom w:w="0" w:type="dxa"/>
-          </w:tblCellMar>
-        </w:tblPrEx>
         <w:tc>
           <w:tcPr>
             <w:tcW w:w="4960" w:type="dxa"/>
@@ -11971,12 +11951,6 @@
         </w:tc>
       </w:tr>
       <w:tr>
-        <w:tblPrEx>
-          <w:tblCellMar>
-            <w:top w:w="0" w:type="dxa"/>
-            <w:bottom w:w="0" w:type="dxa"/>
-          </w:tblCellMar>
-        </w:tblPrEx>
         <w:tc>
           <w:tcPr>
             <w:tcW w:w="4960" w:type="dxa"/>
@@ -12068,12 +12042,6 @@
         </w:tc>
       </w:tr>
       <w:tr>
-        <w:tblPrEx>
-          <w:tblCellMar>
-            <w:top w:w="0" w:type="dxa"/>
-            <w:bottom w:w="0" w:type="dxa"/>
-          </w:tblCellMar>
-        </w:tblPrEx>
         <w:tc>
           <w:tcPr>
             <w:tcW w:w="4960" w:type="dxa"/>
@@ -12166,12 +12134,6 @@
         </w:tc>
       </w:tr>
       <w:tr>
-        <w:tblPrEx>
-          <w:tblCellMar>
-            <w:top w:w="0" w:type="dxa"/>
-            <w:bottom w:w="0" w:type="dxa"/>
-          </w:tblCellMar>
-        </w:tblPrEx>
         <w:tc>
           <w:tcPr>
             <w:tcW w:w="4960" w:type="dxa"/>
@@ -12263,12 +12225,6 @@
         </w:tc>
       </w:tr>
       <w:tr>
-        <w:tblPrEx>
-          <w:tblCellMar>
-            <w:top w:w="0" w:type="dxa"/>
-            <w:bottom w:w="0" w:type="dxa"/>
-          </w:tblCellMar>
-        </w:tblPrEx>
         <w:tc>
           <w:tcPr>
             <w:tcW w:w="4960" w:type="dxa"/>
@@ -12360,12 +12316,6 @@
         </w:tc>
       </w:tr>
       <w:tr>
-        <w:tblPrEx>
-          <w:tblCellMar>
-            <w:top w:w="0" w:type="dxa"/>
-            <w:bottom w:w="0" w:type="dxa"/>
-          </w:tblCellMar>
-        </w:tblPrEx>
         <w:tc>
           <w:tcPr>
             <w:tcW w:w="4960" w:type="dxa"/>
@@ -12457,12 +12407,6 @@
         </w:tc>
       </w:tr>
       <w:tr>
-        <w:tblPrEx>
-          <w:tblCellMar>
-            <w:top w:w="0" w:type="dxa"/>
-            <w:bottom w:w="0" w:type="dxa"/>
-          </w:tblCellMar>
-        </w:tblPrEx>
         <w:tc>
           <w:tcPr>
             <w:tcW w:w="4960" w:type="dxa"/>
@@ -12542,24 +12486,28 @@
             </w:tcMar>
           </w:tcPr>
           <w:p>
-            <w:r>
-              <w:rPr>
-                <w:color w:val="1A1A1A"/>
-                <w:sz w:val="20"/>
-                <w:szCs w:val="20"/>
-              </w:rPr>
-              <w:t>CoE Admin</w:t>
+            <w:proofErr w:type="spellStart"/>
+            <w:r>
+              <w:rPr>
+                <w:color w:val="1A1A1A"/>
+                <w:sz w:val="20"/>
+                <w:szCs w:val="20"/>
+              </w:rPr>
+              <w:t>CoE</w:t>
+            </w:r>
+            <w:proofErr w:type="spellEnd"/>
+            <w:r>
+              <w:rPr>
+                <w:color w:val="1A1A1A"/>
+                <w:sz w:val="20"/>
+                <w:szCs w:val="20"/>
+              </w:rPr>
+              <w:t xml:space="preserve"> Admin</w:t>
             </w:r>
           </w:p>
         </w:tc>
       </w:tr>
       <w:tr>
-        <w:tblPrEx>
-          <w:tblCellMar>
-            <w:top w:w="0" w:type="dxa"/>
-            <w:bottom w:w="0" w:type="dxa"/>
-          </w:tblCellMar>
-        </w:tblPrEx>
         <w:tc>
           <w:tcPr>
             <w:tcW w:w="4960" w:type="dxa"/>
@@ -12651,12 +12599,6 @@
         </w:tc>
       </w:tr>
       <w:tr>
-        <w:tblPrEx>
-          <w:tblCellMar>
-            <w:top w:w="0" w:type="dxa"/>
-            <w:bottom w:w="0" w:type="dxa"/>
-          </w:tblCellMar>
-        </w:tblPrEx>
         <w:tc>
           <w:tcPr>
             <w:tcW w:w="4960" w:type="dxa"/>
@@ -12784,12 +12726,6 @@
         <w:gridCol w:w="3480"/>
       </w:tblGrid>
       <w:tr>
-        <w:tblPrEx>
-          <w:tblCellMar>
-            <w:top w:w="0" w:type="dxa"/>
-            <w:bottom w:w="0" w:type="dxa"/>
-          </w:tblCellMar>
-        </w:tblPrEx>
         <w:tc>
           <w:tcPr>
             <w:tcW w:w="2400" w:type="dxa"/>
@@ -12882,12 +12818,6 @@
         </w:tc>
       </w:tr>
       <w:tr>
-        <w:tblPrEx>
-          <w:tblCellMar>
-            <w:top w:w="0" w:type="dxa"/>
-            <w:bottom w:w="0" w:type="dxa"/>
-          </w:tblCellMar>
-        </w:tblPrEx>
         <w:tc>
           <w:tcPr>
             <w:tcW w:w="2400" w:type="dxa"/>
@@ -12914,7 +12844,29 @@
                 <w:sz w:val="20"/>
                 <w:szCs w:val="20"/>
               </w:rPr>
-              <w:t>Small team (&lt;5 devs), simple workloads</w:t>
+              <w:t xml:space="preserve">Small team (&lt;5 </w:t>
+            </w:r>
+            <w:proofErr w:type="spellStart"/>
+            <w:r>
+              <w:rPr>
+                <w:b/>
+                <w:bCs/>
+                <w:color w:val="2E75B6"/>
+                <w:sz w:val="20"/>
+                <w:szCs w:val="20"/>
+              </w:rPr>
+              <w:t>devs</w:t>
+            </w:r>
+            <w:proofErr w:type="spellEnd"/>
+            <w:r>
+              <w:rPr>
+                <w:b/>
+                <w:bCs/>
+                <w:color w:val="2E75B6"/>
+                <w:sz w:val="20"/>
+                <w:szCs w:val="20"/>
+              </w:rPr>
+              <w:t>), simple workloads</w:t>
             </w:r>
           </w:p>
         </w:tc>
@@ -12976,12 +12928,6 @@
         </w:tc>
       </w:tr>
       <w:tr>
-        <w:tblPrEx>
-          <w:tblCellMar>
-            <w:top w:w="0" w:type="dxa"/>
-            <w:bottom w:w="0" w:type="dxa"/>
-          </w:tblCellMar>
-        </w:tblPrEx>
         <w:tc>
           <w:tcPr>
             <w:tcW w:w="2400" w:type="dxa"/>
@@ -13070,12 +13016,6 @@
         </w:tc>
       </w:tr>
       <w:tr>
-        <w:tblPrEx>
-          <w:tblCellMar>
-            <w:top w:w="0" w:type="dxa"/>
-            <w:bottom w:w="0" w:type="dxa"/>
-          </w:tblCellMar>
-        </w:tblPrEx>
         <w:tc>
           <w:tcPr>
             <w:tcW w:w="2400" w:type="dxa"/>
@@ -13164,12 +13104,6 @@
         </w:tc>
       </w:tr>
       <w:tr>
-        <w:tblPrEx>
-          <w:tblCellMar>
-            <w:top w:w="0" w:type="dxa"/>
-            <w:bottom w:w="0" w:type="dxa"/>
-          </w:tblCellMar>
-        </w:tblPrEx>
         <w:tc>
           <w:tcPr>
             <w:tcW w:w="2400" w:type="dxa"/>
@@ -13224,7 +13158,43 @@
                 <w:sz w:val="20"/>
                 <w:szCs w:val="20"/>
               </w:rPr>
-              <w:t>GitHub Actions + microsoft/powerplatform-actions Same capability as Azure DevOps, GitHub native</w:t>
+              <w:t xml:space="preserve">GitHub Actions + </w:t>
+            </w:r>
+            <w:proofErr w:type="spellStart"/>
+            <w:r>
+              <w:rPr>
+                <w:color w:val="1A1A1A"/>
+                <w:sz w:val="20"/>
+                <w:szCs w:val="20"/>
+              </w:rPr>
+              <w:t>microsoft</w:t>
+            </w:r>
+            <w:proofErr w:type="spellEnd"/>
+            <w:r>
+              <w:rPr>
+                <w:color w:val="1A1A1A"/>
+                <w:sz w:val="20"/>
+                <w:szCs w:val="20"/>
+              </w:rPr>
+              <w:t>/</w:t>
+            </w:r>
+            <w:proofErr w:type="spellStart"/>
+            <w:r>
+              <w:rPr>
+                <w:color w:val="1A1A1A"/>
+                <w:sz w:val="20"/>
+                <w:szCs w:val="20"/>
+              </w:rPr>
+              <w:t>powerplatform</w:t>
+            </w:r>
+            <w:proofErr w:type="spellEnd"/>
+            <w:r>
+              <w:rPr>
+                <w:color w:val="1A1A1A"/>
+                <w:sz w:val="20"/>
+                <w:szCs w:val="20"/>
+              </w:rPr>
+              <w:t>-actions Same capability as Azure DevOps, GitHub native</w:t>
             </w:r>
           </w:p>
         </w:tc>
@@ -13289,12 +13259,6 @@
         <w:gridCol w:w="9360"/>
       </w:tblGrid>
       <w:tr>
-        <w:tblPrEx>
-          <w:tblCellMar>
-            <w:top w:w="0" w:type="dxa"/>
-            <w:bottom w:w="0" w:type="dxa"/>
-          </w:tblCellMar>
-        </w:tblPrEx>
         <w:tc>
           <w:tcPr>
             <w:tcW w:w="9360" w:type="dxa"/>
@@ -13385,12 +13349,6 @@
         <w:gridCol w:w="3638"/>
       </w:tblGrid>
       <w:tr>
-        <w:tblPrEx>
-          <w:tblCellMar>
-            <w:top w:w="0" w:type="dxa"/>
-            <w:bottom w:w="0" w:type="dxa"/>
-          </w:tblCellMar>
-        </w:tblPrEx>
         <w:tc>
           <w:tcPr>
             <w:tcW w:w="2800" w:type="dxa"/>
@@ -13513,12 +13471,6 @@
         </w:tc>
       </w:tr>
       <w:tr>
-        <w:tblPrEx>
-          <w:tblCellMar>
-            <w:top w:w="0" w:type="dxa"/>
-            <w:bottom w:w="0" w:type="dxa"/>
-          </w:tblCellMar>
-        </w:tblPrEx>
         <w:tc>
           <w:tcPr>
             <w:tcW w:w="2800" w:type="dxa"/>
@@ -13640,12 +13592,6 @@
         </w:tc>
       </w:tr>
       <w:tr>
-        <w:tblPrEx>
-          <w:tblCellMar>
-            <w:top w:w="0" w:type="dxa"/>
-            <w:bottom w:w="0" w:type="dxa"/>
-          </w:tblCellMar>
-        </w:tblPrEx>
         <w:tc>
           <w:tcPr>
             <w:tcW w:w="2800" w:type="dxa"/>
@@ -13767,12 +13713,6 @@
         </w:tc>
       </w:tr>
       <w:tr>
-        <w:tblPrEx>
-          <w:tblCellMar>
-            <w:top w:w="0" w:type="dxa"/>
-            <w:bottom w:w="0" w:type="dxa"/>
-          </w:tblCellMar>
-        </w:tblPrEx>
         <w:tc>
           <w:tcPr>
             <w:tcW w:w="2800" w:type="dxa"/>
@@ -13894,12 +13834,6 @@
         </w:tc>
       </w:tr>
       <w:tr>
-        <w:tblPrEx>
-          <w:tblCellMar>
-            <w:top w:w="0" w:type="dxa"/>
-            <w:bottom w:w="0" w:type="dxa"/>
-          </w:tblCellMar>
-        </w:tblPrEx>
         <w:tc>
           <w:tcPr>
             <w:tcW w:w="2800" w:type="dxa"/>
@@ -14058,12 +13992,6 @@
         <w:gridCol w:w="1799"/>
       </w:tblGrid>
       <w:tr>
-        <w:tblPrEx>
-          <w:tblCellMar>
-            <w:top w:w="0" w:type="dxa"/>
-            <w:bottom w:w="0" w:type="dxa"/>
-          </w:tblCellMar>
-        </w:tblPrEx>
         <w:tc>
           <w:tcPr>
             <w:tcW w:w="4560" w:type="dxa"/>
@@ -14186,12 +14114,6 @@
         </w:tc>
       </w:tr>
       <w:tr>
-        <w:tblPrEx>
-          <w:tblCellMar>
-            <w:top w:w="0" w:type="dxa"/>
-            <w:bottom w:w="0" w:type="dxa"/>
-          </w:tblCellMar>
-        </w:tblPrEx>
         <w:tc>
           <w:tcPr>
             <w:tcW w:w="4560" w:type="dxa"/>
@@ -14293,12 +14215,6 @@
         </w:tc>
       </w:tr>
       <w:tr>
-        <w:tblPrEx>
-          <w:tblCellMar>
-            <w:top w:w="0" w:type="dxa"/>
-            <w:bottom w:w="0" w:type="dxa"/>
-          </w:tblCellMar>
-        </w:tblPrEx>
         <w:tc>
           <w:tcPr>
             <w:tcW w:w="4560" w:type="dxa"/>
@@ -14400,12 +14316,6 @@
         </w:tc>
       </w:tr>
       <w:tr>
-        <w:tblPrEx>
-          <w:tblCellMar>
-            <w:top w:w="0" w:type="dxa"/>
-            <w:bottom w:w="0" w:type="dxa"/>
-          </w:tblCellMar>
-        </w:tblPrEx>
         <w:tc>
           <w:tcPr>
             <w:tcW w:w="4560" w:type="dxa"/>
@@ -14507,12 +14417,6 @@
         </w:tc>
       </w:tr>
       <w:tr>
-        <w:tblPrEx>
-          <w:tblCellMar>
-            <w:top w:w="0" w:type="dxa"/>
-            <w:bottom w:w="0" w:type="dxa"/>
-          </w:tblCellMar>
-        </w:tblPrEx>
         <w:tc>
           <w:tcPr>
             <w:tcW w:w="4560" w:type="dxa"/>
@@ -14614,12 +14518,6 @@
         </w:tc>
       </w:tr>
       <w:tr>
-        <w:tblPrEx>
-          <w:tblCellMar>
-            <w:top w:w="0" w:type="dxa"/>
-            <w:bottom w:w="0" w:type="dxa"/>
-          </w:tblCellMar>
-        </w:tblPrEx>
         <w:tc>
           <w:tcPr>
             <w:tcW w:w="4560" w:type="dxa"/>
@@ -14721,12 +14619,6 @@
         </w:tc>
       </w:tr>
       <w:tr>
-        <w:tblPrEx>
-          <w:tblCellMar>
-            <w:top w:w="0" w:type="dxa"/>
-            <w:bottom w:w="0" w:type="dxa"/>
-          </w:tblCellMar>
-        </w:tblPrEx>
         <w:tc>
           <w:tcPr>
             <w:tcW w:w="4560" w:type="dxa"/>
@@ -14828,12 +14720,6 @@
         </w:tc>
       </w:tr>
       <w:tr>
-        <w:tblPrEx>
-          <w:tblCellMar>
-            <w:top w:w="0" w:type="dxa"/>
-            <w:bottom w:w="0" w:type="dxa"/>
-          </w:tblCellMar>
-        </w:tblPrEx>
         <w:tc>
           <w:tcPr>
             <w:tcW w:w="6160" w:type="dxa"/>
@@ -14935,12 +14821,6 @@
         <w:gridCol w:w="1799"/>
       </w:tblGrid>
       <w:tr>
-        <w:tblPrEx>
-          <w:tblCellMar>
-            <w:top w:w="0" w:type="dxa"/>
-            <w:bottom w:w="0" w:type="dxa"/>
-          </w:tblCellMar>
-        </w:tblPrEx>
         <w:tc>
           <w:tcPr>
             <w:tcW w:w="4560" w:type="dxa"/>
@@ -15063,12 +14943,6 @@
         </w:tc>
       </w:tr>
       <w:tr>
-        <w:tblPrEx>
-          <w:tblCellMar>
-            <w:top w:w="0" w:type="dxa"/>
-            <w:bottom w:w="0" w:type="dxa"/>
-          </w:tblCellMar>
-        </w:tblPrEx>
         <w:tc>
           <w:tcPr>
             <w:tcW w:w="4560" w:type="dxa"/>
@@ -15171,12 +15045,6 @@
         </w:tc>
       </w:tr>
       <w:tr>
-        <w:tblPrEx>
-          <w:tblCellMar>
-            <w:top w:w="0" w:type="dxa"/>
-            <w:bottom w:w="0" w:type="dxa"/>
-          </w:tblCellMar>
-        </w:tblPrEx>
         <w:tc>
           <w:tcPr>
             <w:tcW w:w="4560" w:type="dxa"/>
@@ -15278,12 +15146,6 @@
         </w:tc>
       </w:tr>
       <w:tr>
-        <w:tblPrEx>
-          <w:tblCellMar>
-            <w:top w:w="0" w:type="dxa"/>
-            <w:bottom w:w="0" w:type="dxa"/>
-          </w:tblCellMar>
-        </w:tblPrEx>
         <w:tc>
           <w:tcPr>
             <w:tcW w:w="4560" w:type="dxa"/>
@@ -15385,12 +15247,6 @@
         </w:tc>
       </w:tr>
       <w:tr>
-        <w:tblPrEx>
-          <w:tblCellMar>
-            <w:top w:w="0" w:type="dxa"/>
-            <w:bottom w:w="0" w:type="dxa"/>
-          </w:tblCellMar>
-        </w:tblPrEx>
         <w:tc>
           <w:tcPr>
             <w:tcW w:w="4560" w:type="dxa"/>
@@ -15492,12 +15348,6 @@
         </w:tc>
       </w:tr>
       <w:tr>
-        <w:tblPrEx>
-          <w:tblCellMar>
-            <w:top w:w="0" w:type="dxa"/>
-            <w:bottom w:w="0" w:type="dxa"/>
-          </w:tblCellMar>
-        </w:tblPrEx>
         <w:tc>
           <w:tcPr>
             <w:tcW w:w="4560" w:type="dxa"/>
@@ -15516,13 +15366,23 @@
             </w:tcMar>
           </w:tcPr>
           <w:p>
-            <w:r>
-              <w:rPr>
-                <w:color w:val="1A1A1A"/>
-                <w:sz w:val="20"/>
-                <w:szCs w:val="20"/>
-              </w:rPr>
-              <w:t>CoE Starter Kit deployed (core components minimum)</w:t>
+            <w:proofErr w:type="spellStart"/>
+            <w:r>
+              <w:rPr>
+                <w:color w:val="1A1A1A"/>
+                <w:sz w:val="20"/>
+                <w:szCs w:val="20"/>
+              </w:rPr>
+              <w:t>CoE</w:t>
+            </w:r>
+            <w:proofErr w:type="spellEnd"/>
+            <w:r>
+              <w:rPr>
+                <w:color w:val="1A1A1A"/>
+                <w:sz w:val="20"/>
+                <w:szCs w:val="20"/>
+              </w:rPr>
+              <w:t xml:space="preserve"> Starter Kit deployed (core components minimum)</w:t>
             </w:r>
           </w:p>
         </w:tc>
@@ -15599,12 +15459,6 @@
         </w:tc>
       </w:tr>
       <w:tr>
-        <w:tblPrEx>
-          <w:tblCellMar>
-            <w:top w:w="0" w:type="dxa"/>
-            <w:bottom w:w="0" w:type="dxa"/>
-          </w:tblCellMar>
-        </w:tblPrEx>
         <w:tc>
           <w:tcPr>
             <w:tcW w:w="4560" w:type="dxa"/>
@@ -15706,12 +15560,6 @@
         </w:tc>
       </w:tr>
       <w:tr>
-        <w:tblPrEx>
-          <w:tblCellMar>
-            <w:top w:w="0" w:type="dxa"/>
-            <w:bottom w:w="0" w:type="dxa"/>
-          </w:tblCellMar>
-        </w:tblPrEx>
         <w:tc>
           <w:tcPr>
             <w:tcW w:w="6160" w:type="dxa"/>
@@ -15813,12 +15661,6 @@
         <w:gridCol w:w="1799"/>
       </w:tblGrid>
       <w:tr>
-        <w:tblPrEx>
-          <w:tblCellMar>
-            <w:top w:w="0" w:type="dxa"/>
-            <w:bottom w:w="0" w:type="dxa"/>
-          </w:tblCellMar>
-        </w:tblPrEx>
         <w:tc>
           <w:tcPr>
             <w:tcW w:w="4560" w:type="dxa"/>
@@ -15941,12 +15783,6 @@
         </w:tc>
       </w:tr>
       <w:tr>
-        <w:tblPrEx>
-          <w:tblCellMar>
-            <w:top w:w="0" w:type="dxa"/>
-            <w:bottom w:w="0" w:type="dxa"/>
-          </w:tblCellMar>
-        </w:tblPrEx>
         <w:tc>
           <w:tcPr>
             <w:tcW w:w="4560" w:type="dxa"/>
@@ -16048,12 +15884,6 @@
         </w:tc>
       </w:tr>
       <w:tr>
-        <w:tblPrEx>
-          <w:tblCellMar>
-            <w:top w:w="0" w:type="dxa"/>
-            <w:bottom w:w="0" w:type="dxa"/>
-          </w:tblCellMar>
-        </w:tblPrEx>
         <w:tc>
           <w:tcPr>
             <w:tcW w:w="4560" w:type="dxa"/>
@@ -16155,12 +15985,6 @@
         </w:tc>
       </w:tr>
       <w:tr>
-        <w:tblPrEx>
-          <w:tblCellMar>
-            <w:top w:w="0" w:type="dxa"/>
-            <w:bottom w:w="0" w:type="dxa"/>
-          </w:tblCellMar>
-        </w:tblPrEx>
         <w:tc>
           <w:tcPr>
             <w:tcW w:w="4560" w:type="dxa"/>
@@ -16262,12 +16086,6 @@
         </w:tc>
       </w:tr>
       <w:tr>
-        <w:tblPrEx>
-          <w:tblCellMar>
-            <w:top w:w="0" w:type="dxa"/>
-            <w:bottom w:w="0" w:type="dxa"/>
-          </w:tblCellMar>
-        </w:tblPrEx>
         <w:tc>
           <w:tcPr>
             <w:tcW w:w="4560" w:type="dxa"/>
@@ -16369,12 +16187,6 @@
         </w:tc>
       </w:tr>
       <w:tr>
-        <w:tblPrEx>
-          <w:tblCellMar>
-            <w:top w:w="0" w:type="dxa"/>
-            <w:bottom w:w="0" w:type="dxa"/>
-          </w:tblCellMar>
-        </w:tblPrEx>
         <w:tc>
           <w:tcPr>
             <w:tcW w:w="4560" w:type="dxa"/>
@@ -16476,12 +16288,6 @@
         </w:tc>
       </w:tr>
       <w:tr>
-        <w:tblPrEx>
-          <w:tblCellMar>
-            <w:top w:w="0" w:type="dxa"/>
-            <w:bottom w:w="0" w:type="dxa"/>
-          </w:tblCellMar>
-        </w:tblPrEx>
         <w:tc>
           <w:tcPr>
             <w:tcW w:w="4560" w:type="dxa"/>
@@ -16583,12 +16389,6 @@
         </w:tc>
       </w:tr>
       <w:tr>
-        <w:tblPrEx>
-          <w:tblCellMar>
-            <w:top w:w="0" w:type="dxa"/>
-            <w:bottom w:w="0" w:type="dxa"/>
-          </w:tblCellMar>
-        </w:tblPrEx>
         <w:tc>
           <w:tcPr>
             <w:tcW w:w="4560" w:type="dxa"/>
@@ -16690,12 +16490,6 @@
         </w:tc>
       </w:tr>
       <w:tr>
-        <w:tblPrEx>
-          <w:tblCellMar>
-            <w:top w:w="0" w:type="dxa"/>
-            <w:bottom w:w="0" w:type="dxa"/>
-          </w:tblCellMar>
-        </w:tblPrEx>
         <w:tc>
           <w:tcPr>
             <w:tcW w:w="6160" w:type="dxa"/>
@@ -16797,12 +16591,6 @@
         <w:gridCol w:w="1799"/>
       </w:tblGrid>
       <w:tr>
-        <w:tblPrEx>
-          <w:tblCellMar>
-            <w:top w:w="0" w:type="dxa"/>
-            <w:bottom w:w="0" w:type="dxa"/>
-          </w:tblCellMar>
-        </w:tblPrEx>
         <w:tc>
           <w:tcPr>
             <w:tcW w:w="4560" w:type="dxa"/>
@@ -16925,12 +16713,6 @@
         </w:tc>
       </w:tr>
       <w:tr>
-        <w:tblPrEx>
-          <w:tblCellMar>
-            <w:top w:w="0" w:type="dxa"/>
-            <w:bottom w:w="0" w:type="dxa"/>
-          </w:tblCellMar>
-        </w:tblPrEx>
         <w:tc>
           <w:tcPr>
             <w:tcW w:w="4560" w:type="dxa"/>
@@ -17032,12 +16814,6 @@
         </w:tc>
       </w:tr>
       <w:tr>
-        <w:tblPrEx>
-          <w:tblCellMar>
-            <w:top w:w="0" w:type="dxa"/>
-            <w:bottom w:w="0" w:type="dxa"/>
-          </w:tblCellMar>
-        </w:tblPrEx>
         <w:tc>
           <w:tcPr>
             <w:tcW w:w="4560" w:type="dxa"/>
@@ -17140,12 +16916,6 @@
         </w:tc>
       </w:tr>
       <w:tr>
-        <w:tblPrEx>
-          <w:tblCellMar>
-            <w:top w:w="0" w:type="dxa"/>
-            <w:bottom w:w="0" w:type="dxa"/>
-          </w:tblCellMar>
-        </w:tblPrEx>
         <w:tc>
           <w:tcPr>
             <w:tcW w:w="4560" w:type="dxa"/>
@@ -17247,12 +17017,6 @@
         </w:tc>
       </w:tr>
       <w:tr>
-        <w:tblPrEx>
-          <w:tblCellMar>
-            <w:top w:w="0" w:type="dxa"/>
-            <w:bottom w:w="0" w:type="dxa"/>
-          </w:tblCellMar>
-        </w:tblPrEx>
         <w:tc>
           <w:tcPr>
             <w:tcW w:w="4560" w:type="dxa"/>
@@ -17354,12 +17118,6 @@
         </w:tc>
       </w:tr>
       <w:tr>
-        <w:tblPrEx>
-          <w:tblCellMar>
-            <w:top w:w="0" w:type="dxa"/>
-            <w:bottom w:w="0" w:type="dxa"/>
-          </w:tblCellMar>
-        </w:tblPrEx>
         <w:tc>
           <w:tcPr>
             <w:tcW w:w="4560" w:type="dxa"/>
@@ -17461,12 +17219,6 @@
         </w:tc>
       </w:tr>
       <w:tr>
-        <w:tblPrEx>
-          <w:tblCellMar>
-            <w:top w:w="0" w:type="dxa"/>
-            <w:bottom w:w="0" w:type="dxa"/>
-          </w:tblCellMar>
-        </w:tblPrEx>
         <w:tc>
           <w:tcPr>
             <w:tcW w:w="4560" w:type="dxa"/>
@@ -17568,12 +17320,6 @@
         </w:tc>
       </w:tr>
       <w:tr>
-        <w:tblPrEx>
-          <w:tblCellMar>
-            <w:top w:w="0" w:type="dxa"/>
-            <w:bottom w:w="0" w:type="dxa"/>
-          </w:tblCellMar>
-        </w:tblPrEx>
         <w:tc>
           <w:tcPr>
             <w:tcW w:w="6160" w:type="dxa"/>
@@ -17675,12 +17421,6 @@
         <w:gridCol w:w="1799"/>
       </w:tblGrid>
       <w:tr>
-        <w:tblPrEx>
-          <w:tblCellMar>
-            <w:top w:w="0" w:type="dxa"/>
-            <w:bottom w:w="0" w:type="dxa"/>
-          </w:tblCellMar>
-        </w:tblPrEx>
         <w:tc>
           <w:tcPr>
             <w:tcW w:w="4560" w:type="dxa"/>
@@ -17803,12 +17543,6 @@
         </w:tc>
       </w:tr>
       <w:tr>
-        <w:tblPrEx>
-          <w:tblCellMar>
-            <w:top w:w="0" w:type="dxa"/>
-            <w:bottom w:w="0" w:type="dxa"/>
-          </w:tblCellMar>
-        </w:tblPrEx>
         <w:tc>
           <w:tcPr>
             <w:tcW w:w="4560" w:type="dxa"/>
@@ -17910,12 +17644,6 @@
         </w:tc>
       </w:tr>
       <w:tr>
-        <w:tblPrEx>
-          <w:tblCellMar>
-            <w:top w:w="0" w:type="dxa"/>
-            <w:bottom w:w="0" w:type="dxa"/>
-          </w:tblCellMar>
-        </w:tblPrEx>
         <w:tc>
           <w:tcPr>
             <w:tcW w:w="4560" w:type="dxa"/>
@@ -17934,13 +17662,23 @@
             </w:tcMar>
           </w:tcPr>
           <w:p>
-            <w:r>
-              <w:rPr>
-                <w:color w:val="1A1A1A"/>
-                <w:sz w:val="20"/>
-                <w:szCs w:val="20"/>
-              </w:rPr>
-              <w:t>CoE inventory captures all production apps, flows, and their owners</w:t>
+            <w:proofErr w:type="spellStart"/>
+            <w:r>
+              <w:rPr>
+                <w:color w:val="1A1A1A"/>
+                <w:sz w:val="20"/>
+                <w:szCs w:val="20"/>
+              </w:rPr>
+              <w:t>CoE</w:t>
+            </w:r>
+            <w:proofErr w:type="spellEnd"/>
+            <w:r>
+              <w:rPr>
+                <w:color w:val="1A1A1A"/>
+                <w:sz w:val="20"/>
+                <w:szCs w:val="20"/>
+              </w:rPr>
+              <w:t xml:space="preserve"> inventory captures all production apps, flows, and their owners</w:t>
             </w:r>
           </w:p>
         </w:tc>
@@ -18017,12 +17755,6 @@
         </w:tc>
       </w:tr>
       <w:tr>
-        <w:tblPrEx>
-          <w:tblCellMar>
-            <w:top w:w="0" w:type="dxa"/>
-            <w:bottom w:w="0" w:type="dxa"/>
-          </w:tblCellMar>
-        </w:tblPrEx>
         <w:tc>
           <w:tcPr>
             <w:tcW w:w="4560" w:type="dxa"/>
@@ -18124,12 +17856,6 @@
         </w:tc>
       </w:tr>
       <w:tr>
-        <w:tblPrEx>
-          <w:tblCellMar>
-            <w:top w:w="0" w:type="dxa"/>
-            <w:bottom w:w="0" w:type="dxa"/>
-          </w:tblCellMar>
-        </w:tblPrEx>
         <w:tc>
           <w:tcPr>
             <w:tcW w:w="4560" w:type="dxa"/>
@@ -18231,12 +17957,6 @@
         </w:tc>
       </w:tr>
       <w:tr>
-        <w:tblPrEx>
-          <w:tblCellMar>
-            <w:top w:w="0" w:type="dxa"/>
-            <w:bottom w:w="0" w:type="dxa"/>
-          </w:tblCellMar>
-        </w:tblPrEx>
         <w:tc>
           <w:tcPr>
             <w:tcW w:w="4560" w:type="dxa"/>
@@ -18338,12 +18058,6 @@
         </w:tc>
       </w:tr>
       <w:tr>
-        <w:tblPrEx>
-          <w:tblCellMar>
-            <w:top w:w="0" w:type="dxa"/>
-            <w:bottom w:w="0" w:type="dxa"/>
-          </w:tblCellMar>
-        </w:tblPrEx>
         <w:tc>
           <w:tcPr>
             <w:tcW w:w="4560" w:type="dxa"/>
@@ -18445,12 +18159,6 @@
         </w:tc>
       </w:tr>
       <w:tr>
-        <w:tblPrEx>
-          <w:tblCellMar>
-            <w:top w:w="0" w:type="dxa"/>
-            <w:bottom w:w="0" w:type="dxa"/>
-          </w:tblCellMar>
-        </w:tblPrEx>
         <w:tc>
           <w:tcPr>
             <w:tcW w:w="6160" w:type="dxa"/>
@@ -18552,12 +18260,6 @@
         <w:gridCol w:w="1799"/>
       </w:tblGrid>
       <w:tr>
-        <w:tblPrEx>
-          <w:tblCellMar>
-            <w:top w:w="0" w:type="dxa"/>
-            <w:bottom w:w="0" w:type="dxa"/>
-          </w:tblCellMar>
-        </w:tblPrEx>
         <w:tc>
           <w:tcPr>
             <w:tcW w:w="4560" w:type="dxa"/>
@@ -18680,12 +18382,6 @@
         </w:tc>
       </w:tr>
       <w:tr>
-        <w:tblPrEx>
-          <w:tblCellMar>
-            <w:top w:w="0" w:type="dxa"/>
-            <w:bottom w:w="0" w:type="dxa"/>
-          </w:tblCellMar>
-        </w:tblPrEx>
         <w:tc>
           <w:tcPr>
             <w:tcW w:w="4560" w:type="dxa"/>
@@ -18787,12 +18483,6 @@
         </w:tc>
       </w:tr>
       <w:tr>
-        <w:tblPrEx>
-          <w:tblCellMar>
-            <w:top w:w="0" w:type="dxa"/>
-            <w:bottom w:w="0" w:type="dxa"/>
-          </w:tblCellMar>
-        </w:tblPrEx>
         <w:tc>
           <w:tcPr>
             <w:tcW w:w="4560" w:type="dxa"/>
@@ -18894,12 +18584,6 @@
         </w:tc>
       </w:tr>
       <w:tr>
-        <w:tblPrEx>
-          <w:tblCellMar>
-            <w:top w:w="0" w:type="dxa"/>
-            <w:bottom w:w="0" w:type="dxa"/>
-          </w:tblCellMar>
-        </w:tblPrEx>
         <w:tc>
           <w:tcPr>
             <w:tcW w:w="4560" w:type="dxa"/>
@@ -19001,12 +18685,6 @@
         </w:tc>
       </w:tr>
       <w:tr>
-        <w:tblPrEx>
-          <w:tblCellMar>
-            <w:top w:w="0" w:type="dxa"/>
-            <w:bottom w:w="0" w:type="dxa"/>
-          </w:tblCellMar>
-        </w:tblPrEx>
         <w:tc>
           <w:tcPr>
             <w:tcW w:w="4560" w:type="dxa"/>
@@ -19109,12 +18787,6 @@
         </w:tc>
       </w:tr>
       <w:tr>
-        <w:tblPrEx>
-          <w:tblCellMar>
-            <w:top w:w="0" w:type="dxa"/>
-            <w:bottom w:w="0" w:type="dxa"/>
-          </w:tblCellMar>
-        </w:tblPrEx>
         <w:tc>
           <w:tcPr>
             <w:tcW w:w="4560" w:type="dxa"/>
@@ -19216,12 +18888,6 @@
         </w:tc>
       </w:tr>
       <w:tr>
-        <w:tblPrEx>
-          <w:tblCellMar>
-            <w:top w:w="0" w:type="dxa"/>
-            <w:bottom w:w="0" w:type="dxa"/>
-          </w:tblCellMar>
-        </w:tblPrEx>
         <w:tc>
           <w:tcPr>
             <w:tcW w:w="4560" w:type="dxa"/>
@@ -19323,12 +18989,6 @@
         </w:tc>
       </w:tr>
       <w:tr>
-        <w:tblPrEx>
-          <w:tblCellMar>
-            <w:top w:w="0" w:type="dxa"/>
-            <w:bottom w:w="0" w:type="dxa"/>
-          </w:tblCellMar>
-        </w:tblPrEx>
         <w:tc>
           <w:tcPr>
             <w:tcW w:w="6160" w:type="dxa"/>
@@ -19430,12 +19090,6 @@
         <w:gridCol w:w="2560"/>
       </w:tblGrid>
       <w:tr>
-        <w:tblPrEx>
-          <w:tblCellMar>
-            <w:top w:w="0" w:type="dxa"/>
-            <w:bottom w:w="0" w:type="dxa"/>
-          </w:tblCellMar>
-        </w:tblPrEx>
         <w:tc>
           <w:tcPr>
             <w:tcW w:w="3600" w:type="dxa"/>
@@ -19558,12 +19212,6 @@
         </w:tc>
       </w:tr>
       <w:tr>
-        <w:tblPrEx>
-          <w:tblCellMar>
-            <w:top w:w="0" w:type="dxa"/>
-            <w:bottom w:w="0" w:type="dxa"/>
-          </w:tblCellMar>
-        </w:tblPrEx>
         <w:tc>
           <w:tcPr>
             <w:tcW w:w="3600" w:type="dxa"/>
@@ -19653,12 +19301,6 @@
         </w:tc>
       </w:tr>
       <w:tr>
-        <w:tblPrEx>
-          <w:tblCellMar>
-            <w:top w:w="0" w:type="dxa"/>
-            <w:bottom w:w="0" w:type="dxa"/>
-          </w:tblCellMar>
-        </w:tblPrEx>
         <w:tc>
           <w:tcPr>
             <w:tcW w:w="3600" w:type="dxa"/>
@@ -19748,12 +19390,6 @@
         </w:tc>
       </w:tr>
       <w:tr>
-        <w:tblPrEx>
-          <w:tblCellMar>
-            <w:top w:w="0" w:type="dxa"/>
-            <w:bottom w:w="0" w:type="dxa"/>
-          </w:tblCellMar>
-        </w:tblPrEx>
         <w:tc>
           <w:tcPr>
             <w:tcW w:w="3600" w:type="dxa"/>
@@ -19843,12 +19479,6 @@
         </w:tc>
       </w:tr>
       <w:tr>
-        <w:tblPrEx>
-          <w:tblCellMar>
-            <w:top w:w="0" w:type="dxa"/>
-            <w:bottom w:w="0" w:type="dxa"/>
-          </w:tblCellMar>
-        </w:tblPrEx>
         <w:tc>
           <w:tcPr>
             <w:tcW w:w="3600" w:type="dxa"/>
@@ -19938,12 +19568,6 @@
         </w:tc>
       </w:tr>
       <w:tr>
-        <w:tblPrEx>
-          <w:tblCellMar>
-            <w:top w:w="0" w:type="dxa"/>
-            <w:bottom w:w="0" w:type="dxa"/>
-          </w:tblCellMar>
-        </w:tblPrEx>
         <w:tc>
           <w:tcPr>
             <w:tcW w:w="3600" w:type="dxa"/>
@@ -20033,12 +19657,6 @@
         </w:tc>
       </w:tr>
       <w:tr>
-        <w:tblPrEx>
-          <w:tblCellMar>
-            <w:top w:w="0" w:type="dxa"/>
-            <w:bottom w:w="0" w:type="dxa"/>
-          </w:tblCellMar>
-        </w:tblPrEx>
         <w:tc>
           <w:tcPr>
             <w:tcW w:w="3600" w:type="dxa"/>
@@ -20128,12 +19746,6 @@
         </w:tc>
       </w:tr>
       <w:tr>
-        <w:tblPrEx>
-          <w:tblCellMar>
-            <w:top w:w="0" w:type="dxa"/>
-            <w:bottom w:w="0" w:type="dxa"/>
-          </w:tblCellMar>
-        </w:tblPrEx>
         <w:tc>
           <w:tcPr>
             <w:tcW w:w="3600" w:type="dxa"/>
@@ -20152,6 +19764,7 @@
             </w:tcMar>
           </w:tcPr>
           <w:p>
+            <w:proofErr w:type="gramStart"/>
             <w:r>
               <w:rPr>
                 <w:b/>
@@ -20160,7 +19773,18 @@
                 <w:sz w:val="20"/>
                 <w:szCs w:val="20"/>
               </w:rPr>
-              <w:t>OVERALL TENANT READINESS</w:t>
+              <w:t>OVERALL</w:t>
+            </w:r>
+            <w:proofErr w:type="gramEnd"/>
+            <w:r>
+              <w:rPr>
+                <w:b/>
+                <w:bCs/>
+                <w:color w:val="1B4F8A"/>
+                <w:sz w:val="20"/>
+                <w:szCs w:val="20"/>
+              </w:rPr>
+              <w:t xml:space="preserve"> TENANT READINESS</w:t>
             </w:r>
           </w:p>
         </w:tc>
@@ -20259,12 +19883,6 @@
         <w:gridCol w:w="9360"/>
       </w:tblGrid>
       <w:tr>
-        <w:tblPrEx>
-          <w:tblCellMar>
-            <w:top w:w="0" w:type="dxa"/>
-            <w:bottom w:w="0" w:type="dxa"/>
-          </w:tblCellMar>
-        </w:tblPrEx>
         <w:tc>
           <w:tcPr>
             <w:tcW w:w="9360" w:type="dxa"/>
@@ -20448,7 +20066,41 @@
           <w:bCs/>
           <w:color w:val="1B4F8A"/>
         </w:rPr>
-        <w:t>Power Platform Architecture Blog  |  2025</w:t>
+        <w:t xml:space="preserve">Power Platform Architecture </w:t>
+      </w:r>
+      <w:proofErr w:type="gramStart"/>
+      <w:r>
+        <w:rPr>
+          <w:b/>
+          <w:bCs/>
+          <w:color w:val="1B4F8A"/>
+        </w:rPr>
+        <w:t>Kit</w:t>
+      </w:r>
+      <w:r>
+        <w:rPr>
+          <w:b/>
+          <w:bCs/>
+          <w:color w:val="1B4F8A"/>
+        </w:rPr>
+        <w:t xml:space="preserve">  |</w:t>
+      </w:r>
+      <w:proofErr w:type="gramEnd"/>
+      <w:r>
+        <w:rPr>
+          <w:b/>
+          <w:bCs/>
+          <w:color w:val="1B4F8A"/>
+        </w:rPr>
+        <w:t xml:space="preserve">  202</w:t>
+      </w:r>
+      <w:r>
+        <w:rPr>
+          <w:b/>
+          <w:bCs/>
+          <w:color w:val="1B4F8A"/>
+        </w:rPr>
+        <w:t>6</w:t>
       </w:r>
     </w:p>
     <w:sectPr>
